--- a/articles/000853/RuddsSoter_MappingPHinLitd7.docx
+++ b/articles/000853/RuddsSoter_MappingPHinLitd7.docx
@@ -6052,7 +6052,7 @@
           <w:color w:val="000000" w:themeColor="text1"/>
         </w:rPr>
         <w:drawing>
-          <wp:inline distT="0" distB="0" distL="0" distR="0" wp14:anchorId="5BCC9F79" wp14:editId="411363D6">
+          <wp:inline distT="0" distB="0" distL="0" distR="0" wp14:anchorId="5BCC9F79" wp14:editId="64613A16">
             <wp:extent cx="5892800" cy="2755900"/>
             <wp:effectExtent l="0" t="0" r="0" b="0"/>
             <wp:docPr id="688298420" name="Picture 8" descr="A screenshot of a computer&#10;&#10;Description automatically generated"/>
@@ -7352,6 +7352,7 @@
         <w:spacing w:line="480" w:lineRule="auto"/>
         <w:ind w:firstLine="720"/>
         <w:rPr>
+          <w:ins w:id="0" w:author="Emily Boyer" w:date="2026-03-13T12:19:00Z" w16du:dateUtc="2026-03-13T16:19:00Z"/>
           <w:rFonts w:ascii="Times New Roman" w:hAnsi="Times New Roman" w:cs="Times New Roman"/>
           <w:color w:val="000000" w:themeColor="text1"/>
         </w:rPr>
@@ -7511,6 +7512,71 @@
         </w:rPr>
         <w:t>a unique data element of our own—GIS location. We did this primarily with audience relatability in mind, for example, “Genre” and “Name of Community” are less ambiguous to non-LIS users than “Format” and “Relation.” We also wanted to forecast the distinctions we believe are important for demarking public housing literature and acknowledging its geographic history. Since the renaming of the development is a frequent side effect of public housing being demolished, privatized, or redeveloped into a mixed income demographic, preserving the original names (and nicknames) of these neighborhoods is an act of cultural preservation.</w:t>
       </w:r>
+    </w:p>
+    <w:p>
+      <w:pPr>
+        <w:spacing w:line="480" w:lineRule="auto"/>
+        <w:ind w:firstLine="720"/>
+        <w:rPr>
+          <w:ins w:id="1" w:author="Emily Boyer" w:date="2026-03-13T12:19:00Z" w16du:dateUtc="2026-03-13T16:19:00Z"/>
+          <w:rFonts w:ascii="Times New Roman" w:hAnsi="Times New Roman" w:cs="Times New Roman"/>
+          <w:color w:val="000000" w:themeColor="text1"/>
+        </w:rPr>
+      </w:pPr>
+    </w:p>
+    <w:p>
+      <w:pPr>
+        <w:spacing w:line="480" w:lineRule="auto"/>
+        <w:ind w:firstLine="720"/>
+        <w:rPr>
+          <w:ins w:id="2" w:author="Emily Boyer" w:date="2026-03-13T12:19:00Z" w16du:dateUtc="2026-03-13T16:19:00Z"/>
+          <w:rFonts w:ascii="Times New Roman" w:hAnsi="Times New Roman" w:cs="Times New Roman"/>
+          <w:color w:val="000000" w:themeColor="text1"/>
+        </w:rPr>
+      </w:pPr>
+    </w:p>
+    <w:p>
+      <w:pPr>
+        <w:spacing w:line="480" w:lineRule="auto"/>
+        <w:ind w:firstLine="720"/>
+        <w:rPr>
+          <w:ins w:id="3" w:author="Emily Boyer" w:date="2026-03-13T12:19:00Z" w16du:dateUtc="2026-03-13T16:19:00Z"/>
+          <w:rFonts w:ascii="Times New Roman" w:hAnsi="Times New Roman" w:cs="Times New Roman"/>
+          <w:color w:val="000000" w:themeColor="text1"/>
+        </w:rPr>
+      </w:pPr>
+    </w:p>
+    <w:p>
+      <w:pPr>
+        <w:spacing w:line="480" w:lineRule="auto"/>
+        <w:ind w:firstLine="720"/>
+        <w:rPr>
+          <w:ins w:id="4" w:author="Emily Boyer" w:date="2026-03-13T12:19:00Z" w16du:dateUtc="2026-03-13T16:19:00Z"/>
+          <w:rFonts w:ascii="Times New Roman" w:hAnsi="Times New Roman" w:cs="Times New Roman"/>
+          <w:color w:val="000000" w:themeColor="text1"/>
+        </w:rPr>
+      </w:pPr>
+    </w:p>
+    <w:p>
+      <w:pPr>
+        <w:spacing w:line="480" w:lineRule="auto"/>
+        <w:ind w:firstLine="720"/>
+        <w:rPr>
+          <w:ins w:id="5" w:author="Emily Boyer" w:date="2026-03-13T12:19:00Z" w16du:dateUtc="2026-03-13T16:19:00Z"/>
+          <w:rFonts w:ascii="Times New Roman" w:hAnsi="Times New Roman" w:cs="Times New Roman"/>
+          <w:color w:val="000000" w:themeColor="text1"/>
+        </w:rPr>
+      </w:pPr>
+    </w:p>
+    <w:p>
+      <w:pPr>
+        <w:spacing w:line="480" w:lineRule="auto"/>
+        <w:ind w:firstLine="720"/>
+        <w:rPr>
+          <w:rFonts w:ascii="Times New Roman" w:hAnsi="Times New Roman" w:cs="Times New Roman"/>
+          <w:color w:val="000000" w:themeColor="text1"/>
+        </w:rPr>
+      </w:pPr>
     </w:p>
     <w:tbl>
       <w:tblPr>
@@ -7548,6 +7614,7 @@
                 <w:kern w:val="0"/>
                 <w14:ligatures w14:val="none"/>
               </w:rPr>
+              <w:lastRenderedPageBreak/>
               <w:t>Dublin Core Schema</w:t>
             </w:r>
           </w:p>
@@ -7825,7 +7892,6 @@
                 <w:kern w:val="0"/>
                 <w14:ligatures w14:val="none"/>
               </w:rPr>
-              <w:lastRenderedPageBreak/>
               <w:t>Creator</w:t>
             </w:r>
           </w:p>
@@ -8639,6 +8705,7 @@
           <w:rFonts w:ascii="Times New Roman" w:hAnsi="Times New Roman" w:cs="Times New Roman"/>
           <w:color w:val="000000" w:themeColor="text1"/>
         </w:rPr>
+        <w:lastRenderedPageBreak/>
         <w:t xml:space="preserve">This indeed expands our project from mapping to metadata analysis, and—with enough interest from libraries or information specialists—perhaps </w:t>
       </w:r>
       <w:r>
@@ -8797,7 +8864,6 @@
           <w:rFonts w:ascii="Times New Roman" w:hAnsi="Times New Roman" w:cs="Times New Roman"/>
           <w:color w:val="000000" w:themeColor="text1"/>
         </w:rPr>
-        <w:lastRenderedPageBreak/>
         <w:tab/>
       </w:r>
       <w:r>
@@ -9304,7 +9370,15 @@
           <w:rFonts w:ascii="Times New Roman" w:hAnsi="Times New Roman" w:cs="Times New Roman"/>
           <w:color w:val="000000" w:themeColor="text1"/>
         </w:rPr>
-        <w:t xml:space="preserve"> Home Owners’ Loan Corporation (HOLC)</w:t>
+        <w:t xml:space="preserve"> Home Owners’ </w:t>
+      </w:r>
+      <w:r>
+        <w:rPr>
+          <w:rFonts w:ascii="Times New Roman" w:hAnsi="Times New Roman" w:cs="Times New Roman"/>
+          <w:color w:val="000000" w:themeColor="text1"/>
+        </w:rPr>
+        <w:lastRenderedPageBreak/>
+        <w:t>Loan Corporation (HOLC)</w:t>
       </w:r>
       <w:r>
         <w:rPr>
@@ -9670,6 +9744,34 @@
           <w:rFonts w:ascii="Times New Roman" w:hAnsi="Times New Roman" w:cs="Times New Roman"/>
           <w:color w:val="000000" w:themeColor="text1"/>
         </w:rPr>
+        <w:t xml:space="preserve"> century’s </w:t>
+      </w:r>
+      <w:r>
+        <w:rPr>
+          <w:rFonts w:ascii="Times New Roman" w:hAnsi="Times New Roman" w:cs="Times New Roman"/>
+          <w:color w:val="000000" w:themeColor="text1"/>
+        </w:rPr>
+        <w:t>less formally organized racism</w:t>
+      </w:r>
+      <w:r>
+        <w:rPr>
+          <w:rFonts w:ascii="Times New Roman" w:hAnsi="Times New Roman" w:cs="Times New Roman"/>
+          <w:color w:val="000000" w:themeColor="text1"/>
+        </w:rPr>
+        <w:t xml:space="preserve">: blockbusting and </w:t>
+      </w:r>
+      <w:r>
+        <w:rPr>
+          <w:rFonts w:ascii="Times New Roman" w:hAnsi="Times New Roman" w:cs="Times New Roman"/>
+          <w:color w:val="000000" w:themeColor="text1"/>
+        </w:rPr>
+        <w:t>race mobs.</w:t>
+      </w:r>
+      <w:r>
+        <w:rPr>
+          <w:rFonts w:ascii="Times New Roman" w:hAnsi="Times New Roman" w:cs="Times New Roman"/>
+          <w:color w:val="000000" w:themeColor="text1"/>
+        </w:rPr>
         <w:t xml:space="preserve"> </w:t>
       </w:r>
       <w:r>
@@ -9677,660 +9779,625 @@
           <w:rFonts w:ascii="Times New Roman" w:hAnsi="Times New Roman" w:cs="Times New Roman"/>
           <w:color w:val="000000" w:themeColor="text1"/>
         </w:rPr>
+        <w:t>Public housing</w:t>
+      </w:r>
+      <w:r>
+        <w:rPr>
+          <w:rFonts w:ascii="Times New Roman" w:hAnsi="Times New Roman" w:cs="Times New Roman"/>
+          <w:color w:val="000000" w:themeColor="text1"/>
+        </w:rPr>
+        <w:t>,</w:t>
+      </w:r>
+      <w:r>
+        <w:rPr>
+          <w:rFonts w:ascii="Times New Roman" w:hAnsi="Times New Roman" w:cs="Times New Roman"/>
+          <w:color w:val="000000" w:themeColor="text1"/>
+        </w:rPr>
+        <w:t xml:space="preserve"> </w:t>
+      </w:r>
+      <w:r>
+        <w:rPr>
+          <w:rFonts w:ascii="Times New Roman" w:hAnsi="Times New Roman" w:cs="Times New Roman"/>
+          <w:color w:val="000000" w:themeColor="text1"/>
+        </w:rPr>
+        <w:t xml:space="preserve">the </w:t>
+      </w:r>
+      <w:r>
+        <w:rPr>
+          <w:rFonts w:ascii="Times New Roman" w:hAnsi="Times New Roman" w:cs="Times New Roman"/>
+          <w:color w:val="000000" w:themeColor="text1"/>
+        </w:rPr>
+        <w:t>penultimate chess piece in this mapped inequit</w:t>
+      </w:r>
+      <w:r>
+        <w:rPr>
+          <w:rFonts w:ascii="Times New Roman" w:hAnsi="Times New Roman" w:cs="Times New Roman"/>
+          <w:color w:val="000000" w:themeColor="text1"/>
+        </w:rPr>
+        <w:t>y</w:t>
+      </w:r>
+      <w:r>
+        <w:rPr>
+          <w:rFonts w:ascii="Times New Roman" w:hAnsi="Times New Roman" w:cs="Times New Roman"/>
+          <w:color w:val="000000" w:themeColor="text1"/>
+        </w:rPr>
+        <w:t>,</w:t>
+      </w:r>
+      <w:r>
+        <w:rPr>
+          <w:rFonts w:ascii="Times New Roman" w:hAnsi="Times New Roman" w:cs="Times New Roman"/>
+          <w:color w:val="000000" w:themeColor="text1"/>
+        </w:rPr>
+        <w:t xml:space="preserve"> </w:t>
+      </w:r>
+      <w:r>
+        <w:rPr>
+          <w:rFonts w:ascii="Times New Roman" w:hAnsi="Times New Roman" w:cs="Times New Roman"/>
+          <w:color w:val="000000" w:themeColor="text1"/>
+        </w:rPr>
+        <w:t xml:space="preserve">was </w:t>
+      </w:r>
+      <w:r>
+        <w:rPr>
+          <w:rFonts w:ascii="Times New Roman" w:hAnsi="Times New Roman" w:cs="Times New Roman"/>
+          <w:color w:val="000000" w:themeColor="text1"/>
+        </w:rPr>
+        <w:t xml:space="preserve">built </w:t>
+      </w:r>
+      <w:r>
+        <w:rPr>
+          <w:rFonts w:ascii="Times New Roman" w:hAnsi="Times New Roman" w:cs="Times New Roman"/>
+          <w:color w:val="000000" w:themeColor="text1"/>
+        </w:rPr>
+        <w:t xml:space="preserve">in areas </w:t>
+      </w:r>
+      <w:r>
+        <w:rPr>
+          <w:rFonts w:ascii="Times New Roman" w:hAnsi="Times New Roman" w:cs="Times New Roman"/>
+          <w:color w:val="000000" w:themeColor="text1"/>
+        </w:rPr>
+        <w:t xml:space="preserve">that would appease </w:t>
+      </w:r>
+      <w:r>
+        <w:rPr>
+          <w:rFonts w:ascii="Times New Roman" w:hAnsi="Times New Roman" w:cs="Times New Roman"/>
+          <w:color w:val="000000" w:themeColor="text1"/>
+        </w:rPr>
+        <w:t>a</w:t>
+      </w:r>
+      <w:r>
+        <w:rPr>
+          <w:rFonts w:ascii="Times New Roman" w:hAnsi="Times New Roman" w:cs="Times New Roman"/>
+          <w:color w:val="000000" w:themeColor="text1"/>
+        </w:rPr>
+        <w:t xml:space="preserve"> racist</w:t>
+      </w:r>
+      <w:r>
+        <w:rPr>
+          <w:rFonts w:ascii="Times New Roman" w:hAnsi="Times New Roman" w:cs="Times New Roman"/>
+          <w:color w:val="000000" w:themeColor="text1"/>
+        </w:rPr>
+        <w:t xml:space="preserve"> housing market </w:t>
+      </w:r>
+      <w:r>
+        <w:rPr>
+          <w:rFonts w:ascii="Times New Roman" w:hAnsi="Times New Roman" w:cs="Times New Roman"/>
+          <w:color w:val="000000" w:themeColor="text1"/>
+        </w:rPr>
+        <w:t xml:space="preserve">and </w:t>
+      </w:r>
+      <w:r>
+        <w:rPr>
+          <w:rFonts w:ascii="Times New Roman" w:hAnsi="Times New Roman" w:cs="Times New Roman"/>
+          <w:color w:val="000000" w:themeColor="text1"/>
+        </w:rPr>
+        <w:t xml:space="preserve">contain </w:t>
+      </w:r>
+      <w:r>
+        <w:rPr>
+          <w:rFonts w:ascii="Times New Roman" w:hAnsi="Times New Roman" w:cs="Times New Roman"/>
+          <w:color w:val="000000" w:themeColor="text1"/>
+        </w:rPr>
+        <w:t xml:space="preserve">the </w:t>
+      </w:r>
+      <w:r>
+        <w:rPr>
+          <w:rFonts w:ascii="Times New Roman" w:hAnsi="Times New Roman" w:cs="Times New Roman"/>
+          <w:color w:val="000000" w:themeColor="text1"/>
+        </w:rPr>
+        <w:t xml:space="preserve">perceived </w:t>
+      </w:r>
+      <w:r>
+        <w:rPr>
+          <w:rFonts w:ascii="Times New Roman" w:hAnsi="Times New Roman" w:cs="Times New Roman"/>
+          <w:color w:val="000000" w:themeColor="text1"/>
+        </w:rPr>
+        <w:t>risks of integration.</w:t>
+      </w:r>
+      <w:r>
+        <w:rPr>
+          <w:rFonts w:ascii="Times New Roman" w:hAnsi="Times New Roman" w:cs="Times New Roman"/>
+          <w:color w:val="000000" w:themeColor="text1"/>
+        </w:rPr>
+        <w:t xml:space="preserve"> </w:t>
+      </w:r>
+      <w:r>
+        <w:rPr>
+          <w:rFonts w:ascii="Times New Roman" w:hAnsi="Times New Roman" w:cs="Times New Roman"/>
+          <w:color w:val="000000" w:themeColor="text1"/>
+        </w:rPr>
+        <w:t>B</w:t>
+      </w:r>
+      <w:r>
+        <w:rPr>
+          <w:rFonts w:ascii="Times New Roman" w:hAnsi="Times New Roman" w:cs="Times New Roman"/>
+          <w:color w:val="000000" w:themeColor="text1"/>
+        </w:rPr>
+        <w:t>y</w:t>
+      </w:r>
+      <w:r>
+        <w:rPr>
+          <w:rFonts w:ascii="Times New Roman" w:hAnsi="Times New Roman" w:cs="Times New Roman"/>
+          <w:color w:val="000000" w:themeColor="text1"/>
+        </w:rPr>
+        <w:t xml:space="preserve"> </w:t>
+      </w:r>
+      <w:r>
+        <w:rPr>
+          <w:rFonts w:ascii="Times New Roman" w:hAnsi="Times New Roman" w:cs="Times New Roman"/>
+          <w:color w:val="000000" w:themeColor="text1"/>
+        </w:rPr>
+        <w:t>the</w:t>
+      </w:r>
+      <w:r>
+        <w:rPr>
+          <w:rFonts w:ascii="Times New Roman" w:hAnsi="Times New Roman" w:cs="Times New Roman"/>
+          <w:color w:val="000000" w:themeColor="text1"/>
+        </w:rPr>
+        <w:t xml:space="preserve"> </w:t>
+      </w:r>
+      <w:r>
+        <w:rPr>
+          <w:rFonts w:ascii="Times New Roman" w:hAnsi="Times New Roman" w:cs="Times New Roman"/>
+          <w:color w:val="000000" w:themeColor="text1"/>
+        </w:rPr>
+        <w:t xml:space="preserve">1960s, </w:t>
+      </w:r>
+      <w:r>
+        <w:rPr>
+          <w:rFonts w:ascii="Times New Roman" w:hAnsi="Times New Roman" w:cs="Times New Roman"/>
+          <w:color w:val="000000" w:themeColor="text1"/>
+        </w:rPr>
+        <w:t xml:space="preserve">the composition of </w:t>
+      </w:r>
+      <w:r>
+        <w:rPr>
+          <w:rFonts w:ascii="Times New Roman" w:hAnsi="Times New Roman" w:cs="Times New Roman"/>
+          <w:color w:val="000000" w:themeColor="text1"/>
+        </w:rPr>
+        <w:t xml:space="preserve">public housing households </w:t>
+      </w:r>
+      <w:r>
+        <w:rPr>
+          <w:rFonts w:ascii="Times New Roman" w:hAnsi="Times New Roman" w:cs="Times New Roman"/>
+          <w:color w:val="000000" w:themeColor="text1"/>
+        </w:rPr>
+        <w:t>ha</w:t>
+      </w:r>
+      <w:r>
+        <w:rPr>
+          <w:rFonts w:ascii="Times New Roman" w:hAnsi="Times New Roman" w:cs="Times New Roman"/>
+          <w:color w:val="000000" w:themeColor="text1"/>
+        </w:rPr>
+        <w:t>d</w:t>
+      </w:r>
+      <w:r>
+        <w:rPr>
+          <w:rFonts w:ascii="Times New Roman" w:hAnsi="Times New Roman" w:cs="Times New Roman"/>
+          <w:color w:val="000000" w:themeColor="text1"/>
+        </w:rPr>
+        <w:t xml:space="preserve"> </w:t>
+      </w:r>
+      <w:r>
+        <w:rPr>
+          <w:rFonts w:ascii="Times New Roman" w:hAnsi="Times New Roman" w:cs="Times New Roman"/>
+          <w:color w:val="000000" w:themeColor="text1"/>
+        </w:rPr>
+        <w:t>transitioned disproportionately to Black or African American renters with buildings over 9</w:t>
+      </w:r>
+      <w:r>
+        <w:rPr>
+          <w:rFonts w:ascii="Times New Roman" w:hAnsi="Times New Roman" w:cs="Times New Roman"/>
+          <w:color w:val="000000" w:themeColor="text1"/>
+        </w:rPr>
+        <w:t>0 percent</w:t>
+      </w:r>
+      <w:r>
+        <w:rPr>
+          <w:rFonts w:ascii="Times New Roman" w:hAnsi="Times New Roman" w:cs="Times New Roman"/>
+          <w:color w:val="000000" w:themeColor="text1"/>
+        </w:rPr>
+        <w:t xml:space="preserve"> Black in large urban cities like Chicago</w:t>
+      </w:r>
+      <w:r>
+        <w:rPr>
+          <w:rFonts w:ascii="Times New Roman" w:hAnsi="Times New Roman" w:cs="Times New Roman"/>
+          <w:color w:val="000000" w:themeColor="text1"/>
+        </w:rPr>
+        <w:t>,</w:t>
+      </w:r>
+      <w:r>
+        <w:rPr>
+          <w:rFonts w:ascii="Times New Roman" w:hAnsi="Times New Roman" w:cs="Times New Roman"/>
+          <w:color w:val="000000" w:themeColor="text1"/>
+        </w:rPr>
+        <w:t xml:space="preserve"> </w:t>
+      </w:r>
+      <w:r>
+        <w:rPr>
+          <w:rFonts w:ascii="Times New Roman" w:hAnsi="Times New Roman" w:cs="Times New Roman"/>
+          <w:color w:val="000000" w:themeColor="text1"/>
+        </w:rPr>
+        <w:t xml:space="preserve">a </w:t>
+      </w:r>
+      <w:r>
+        <w:rPr>
+          <w:rFonts w:ascii="Times New Roman" w:hAnsi="Times New Roman" w:cs="Times New Roman"/>
+          <w:color w:val="000000" w:themeColor="text1"/>
+        </w:rPr>
+        <w:t>racial conversion, as Rothstein (2018) has shown, by design.</w:t>
+      </w:r>
+      <w:r>
+        <w:rPr>
+          <w:rFonts w:ascii="Times New Roman" w:hAnsi="Times New Roman" w:cs="Times New Roman"/>
+          <w:color w:val="000000" w:themeColor="text1"/>
+        </w:rPr>
+        <w:t xml:space="preserve"> </w:t>
+      </w:r>
+      <w:r>
+        <w:rPr>
+          <w:rFonts w:ascii="Times New Roman" w:hAnsi="Times New Roman" w:cs="Times New Roman"/>
+          <w:color w:val="000000" w:themeColor="text1"/>
+        </w:rPr>
+        <w:t>Biased</w:t>
+      </w:r>
+      <w:r>
+        <w:rPr>
+          <w:rFonts w:ascii="Times New Roman" w:hAnsi="Times New Roman" w:cs="Times New Roman"/>
+          <w:color w:val="000000" w:themeColor="text1"/>
+        </w:rPr>
+        <w:t xml:space="preserve"> </w:t>
+      </w:r>
+      <w:r>
+        <w:rPr>
+          <w:rFonts w:ascii="Times New Roman" w:hAnsi="Times New Roman" w:cs="Times New Roman"/>
+          <w:color w:val="000000" w:themeColor="text1"/>
+        </w:rPr>
+        <w:t xml:space="preserve">homeowner associations, </w:t>
+      </w:r>
+      <w:r>
+        <w:rPr>
+          <w:rFonts w:ascii="Times New Roman" w:hAnsi="Times New Roman" w:cs="Times New Roman"/>
+          <w:color w:val="000000" w:themeColor="text1"/>
+        </w:rPr>
+        <w:t>sociologists, and media</w:t>
+      </w:r>
+      <w:r>
+        <w:rPr>
+          <w:rFonts w:ascii="Times New Roman" w:hAnsi="Times New Roman" w:cs="Times New Roman"/>
+          <w:color w:val="000000" w:themeColor="text1"/>
+        </w:rPr>
+        <w:t xml:space="preserve"> </w:t>
+      </w:r>
+      <w:r>
+        <w:rPr>
+          <w:rFonts w:ascii="Times New Roman" w:hAnsi="Times New Roman" w:cs="Times New Roman"/>
+          <w:color w:val="000000" w:themeColor="text1"/>
+        </w:rPr>
+        <w:t xml:space="preserve">have historically </w:t>
+      </w:r>
+      <w:r>
+        <w:rPr>
+          <w:rFonts w:ascii="Times New Roman" w:hAnsi="Times New Roman" w:cs="Times New Roman"/>
+          <w:color w:val="000000" w:themeColor="text1"/>
+        </w:rPr>
+        <w:t xml:space="preserve">associated neighborhood nuisance </w:t>
+      </w:r>
+      <w:r>
+        <w:rPr>
+          <w:rFonts w:ascii="Times New Roman" w:hAnsi="Times New Roman" w:cs="Times New Roman"/>
+          <w:color w:val="000000" w:themeColor="text1"/>
+        </w:rPr>
+        <w:t>with Black people, conjuring pejorative stereotypes, such as ‘welfare mothers</w:t>
+      </w:r>
+      <w:r>
+        <w:rPr>
+          <w:rFonts w:ascii="Times New Roman" w:hAnsi="Times New Roman" w:cs="Times New Roman"/>
+          <w:color w:val="000000" w:themeColor="text1"/>
+        </w:rPr>
+        <w:t>,</w:t>
+      </w:r>
+      <w:r>
+        <w:rPr>
+          <w:rFonts w:ascii="Times New Roman" w:hAnsi="Times New Roman" w:cs="Times New Roman"/>
+          <w:color w:val="000000" w:themeColor="text1"/>
+        </w:rPr>
+        <w:t>’ ‘super predators</w:t>
+      </w:r>
+      <w:r>
+        <w:rPr>
+          <w:rFonts w:ascii="Times New Roman" w:hAnsi="Times New Roman" w:cs="Times New Roman"/>
+          <w:color w:val="000000" w:themeColor="text1"/>
+        </w:rPr>
+        <w:t>,</w:t>
+      </w:r>
+      <w:r>
+        <w:rPr>
+          <w:rFonts w:ascii="Times New Roman" w:hAnsi="Times New Roman" w:cs="Times New Roman"/>
+          <w:color w:val="000000" w:themeColor="text1"/>
+        </w:rPr>
+        <w:t>’</w:t>
+      </w:r>
+      <w:r>
+        <w:rPr>
+          <w:rFonts w:ascii="Times New Roman" w:hAnsi="Times New Roman" w:cs="Times New Roman"/>
+          <w:color w:val="000000" w:themeColor="text1"/>
+        </w:rPr>
+        <w:t xml:space="preserve"> and ‘absent fathers</w:t>
+      </w:r>
+      <w:r>
+        <w:rPr>
+          <w:rFonts w:ascii="Times New Roman" w:hAnsi="Times New Roman" w:cs="Times New Roman"/>
+          <w:color w:val="000000" w:themeColor="text1"/>
+        </w:rPr>
+        <w:t>,</w:t>
+      </w:r>
+      <w:r>
+        <w:rPr>
+          <w:rFonts w:ascii="Times New Roman" w:hAnsi="Times New Roman" w:cs="Times New Roman"/>
+          <w:color w:val="000000" w:themeColor="text1"/>
+        </w:rPr>
+        <w:t xml:space="preserve">’ </w:t>
+      </w:r>
+      <w:r>
+        <w:rPr>
+          <w:rFonts w:ascii="Times New Roman" w:hAnsi="Times New Roman" w:cs="Times New Roman"/>
+          <w:color w:val="000000" w:themeColor="text1"/>
+        </w:rPr>
+        <w:t xml:space="preserve">as labels for </w:t>
+      </w:r>
+      <w:r>
+        <w:rPr>
+          <w:rFonts w:ascii="Times New Roman" w:hAnsi="Times New Roman" w:cs="Times New Roman"/>
+          <w:color w:val="000000" w:themeColor="text1"/>
+        </w:rPr>
+        <w:t>Black women</w:t>
+      </w:r>
+      <w:r>
+        <w:rPr>
+          <w:rFonts w:ascii="Times New Roman" w:hAnsi="Times New Roman" w:cs="Times New Roman"/>
+          <w:color w:val="000000" w:themeColor="text1"/>
+        </w:rPr>
+        <w:t>,</w:t>
+      </w:r>
+      <w:r>
+        <w:rPr>
+          <w:rFonts w:ascii="Times New Roman" w:hAnsi="Times New Roman" w:cs="Times New Roman"/>
+          <w:color w:val="000000" w:themeColor="text1"/>
+        </w:rPr>
+        <w:t xml:space="preserve"> </w:t>
+      </w:r>
+      <w:r>
+        <w:rPr>
+          <w:rFonts w:ascii="Times New Roman" w:hAnsi="Times New Roman" w:cs="Times New Roman"/>
+          <w:color w:val="000000" w:themeColor="text1"/>
+        </w:rPr>
+        <w:t xml:space="preserve">children, </w:t>
+      </w:r>
+      <w:r>
+        <w:rPr>
+          <w:rFonts w:ascii="Times New Roman" w:hAnsi="Times New Roman" w:cs="Times New Roman"/>
+          <w:color w:val="000000" w:themeColor="text1"/>
+        </w:rPr>
+        <w:t>and male partners</w:t>
+      </w:r>
+      <w:r>
+        <w:rPr>
+          <w:rFonts w:ascii="Times New Roman" w:hAnsi="Times New Roman" w:cs="Times New Roman"/>
+          <w:color w:val="000000" w:themeColor="text1"/>
+        </w:rPr>
+        <w:t xml:space="preserve">. </w:t>
+      </w:r>
+      <w:r>
+        <w:rPr>
+          <w:rFonts w:ascii="Times New Roman" w:hAnsi="Times New Roman" w:cs="Times New Roman"/>
+          <w:color w:val="000000" w:themeColor="text1"/>
+        </w:rPr>
+        <w:t>Thus, a</w:t>
+      </w:r>
+      <w:r>
+        <w:rPr>
+          <w:rFonts w:ascii="Times New Roman" w:hAnsi="Times New Roman" w:cs="Times New Roman"/>
+          <w:color w:val="000000" w:themeColor="text1"/>
+        </w:rPr>
+        <w:t>s they have served as the “face” of public housing for decades</w:t>
+      </w:r>
+      <w:r>
+        <w:rPr>
+          <w:rFonts w:ascii="Times New Roman" w:hAnsi="Times New Roman" w:cs="Times New Roman"/>
+          <w:color w:val="000000" w:themeColor="text1"/>
+        </w:rPr>
+        <w:t xml:space="preserve">, </w:t>
+      </w:r>
+      <w:r>
+        <w:rPr>
+          <w:rFonts w:ascii="Times New Roman" w:hAnsi="Times New Roman" w:cs="Times New Roman"/>
+          <w:color w:val="000000" w:themeColor="text1"/>
+        </w:rPr>
+        <w:t>Black people</w:t>
+      </w:r>
+      <w:r>
+        <w:rPr>
+          <w:rFonts w:ascii="Times New Roman" w:hAnsi="Times New Roman" w:cs="Times New Roman"/>
+          <w:color w:val="000000" w:themeColor="text1"/>
+        </w:rPr>
+        <w:t xml:space="preserve"> were made uniquely vulnerable to </w:t>
+      </w:r>
+      <w:r>
+        <w:rPr>
+          <w:rFonts w:ascii="Times New Roman" w:hAnsi="Times New Roman" w:cs="Times New Roman"/>
+          <w:color w:val="000000" w:themeColor="text1"/>
+        </w:rPr>
+        <w:t xml:space="preserve">experiences of </w:t>
+      </w:r>
+      <w:r>
+        <w:rPr>
+          <w:rFonts w:ascii="Times New Roman" w:hAnsi="Times New Roman" w:cs="Times New Roman"/>
+          <w:color w:val="000000" w:themeColor="text1"/>
+        </w:rPr>
+        <w:t xml:space="preserve">such </w:t>
+      </w:r>
+      <w:r>
+        <w:rPr>
+          <w:rFonts w:ascii="Times New Roman" w:hAnsi="Times New Roman" w:cs="Times New Roman"/>
+          <w:color w:val="000000" w:themeColor="text1"/>
+        </w:rPr>
+        <w:t>stigmatization</w:t>
+      </w:r>
+      <w:r>
+        <w:rPr>
+          <w:rFonts w:ascii="Times New Roman" w:hAnsi="Times New Roman" w:cs="Times New Roman"/>
+          <w:color w:val="000000" w:themeColor="text1"/>
+        </w:rPr>
+        <w:t xml:space="preserve"> and the resulting </w:t>
+      </w:r>
+      <w:r>
+        <w:rPr>
+          <w:rFonts w:ascii="Times New Roman" w:hAnsi="Times New Roman" w:cs="Times New Roman"/>
+          <w:color w:val="000000" w:themeColor="text1"/>
+        </w:rPr>
+        <w:t>segregation, surveillance, demolition and displacement</w:t>
+      </w:r>
+      <w:r>
+        <w:rPr>
+          <w:rFonts w:ascii="Times New Roman" w:hAnsi="Times New Roman" w:cs="Times New Roman"/>
+          <w:color w:val="000000" w:themeColor="text1"/>
+        </w:rPr>
+        <w:t xml:space="preserve">. </w:t>
+      </w:r>
+      <w:r>
+        <w:rPr>
+          <w:rFonts w:ascii="Times New Roman" w:hAnsi="Times New Roman" w:cs="Times New Roman"/>
+          <w:color w:val="000000" w:themeColor="text1"/>
+        </w:rPr>
+        <w:t xml:space="preserve">However, as Lipsitz </w:t>
+      </w:r>
+      <w:r>
+        <w:rPr>
+          <w:rFonts w:ascii="Times New Roman" w:hAnsi="Times New Roman" w:cs="Times New Roman"/>
+          <w:color w:val="000000" w:themeColor="text1"/>
+        </w:rPr>
+        <w:t>(2011</w:t>
+      </w:r>
+      <w:r>
+        <w:rPr>
+          <w:rFonts w:ascii="Times New Roman" w:hAnsi="Times New Roman" w:cs="Times New Roman"/>
+          <w:color w:val="000000" w:themeColor="text1"/>
+        </w:rPr>
+        <w:t>, p.12</w:t>
+      </w:r>
+      <w:r>
+        <w:rPr>
+          <w:rFonts w:ascii="Times New Roman" w:hAnsi="Times New Roman" w:cs="Times New Roman"/>
+          <w:color w:val="000000" w:themeColor="text1"/>
+        </w:rPr>
+        <w:t xml:space="preserve">) </w:t>
+      </w:r>
+      <w:r>
+        <w:rPr>
+          <w:rFonts w:ascii="Times New Roman" w:hAnsi="Times New Roman" w:cs="Times New Roman"/>
+          <w:color w:val="000000" w:themeColor="text1"/>
+        </w:rPr>
+        <w:t>notes</w:t>
+      </w:r>
+      <w:r>
+        <w:rPr>
+          <w:rFonts w:ascii="Times New Roman" w:hAnsi="Times New Roman" w:cs="Times New Roman"/>
+          <w:color w:val="000000" w:themeColor="text1"/>
+        </w:rPr>
+        <w:t xml:space="preserve">, </w:t>
+      </w:r>
+      <w:r>
+        <w:rPr>
+          <w:rFonts w:ascii="Times New Roman" w:hAnsi="Times New Roman" w:cs="Times New Roman"/>
+          <w:color w:val="000000" w:themeColor="text1"/>
+        </w:rPr>
+        <w:t xml:space="preserve">“The first racial zoning ordinance in the nation was intended to clear Chinese residents of San </w:t>
+      </w:r>
+      <w:proofErr w:type="spellStart"/>
+      <w:r>
+        <w:rPr>
+          <w:rFonts w:ascii="Times New Roman" w:hAnsi="Times New Roman" w:cs="Times New Roman"/>
+          <w:color w:val="000000" w:themeColor="text1"/>
+        </w:rPr>
+        <w:t>Franscisco</w:t>
+      </w:r>
+      <w:proofErr w:type="spellEnd"/>
+      <w:r>
+        <w:rPr>
+          <w:rFonts w:ascii="Times New Roman" w:hAnsi="Times New Roman" w:cs="Times New Roman"/>
+          <w:color w:val="000000" w:themeColor="text1"/>
+        </w:rPr>
+        <w:t xml:space="preserve"> out of desirable neighborhoods</w:t>
+      </w:r>
+      <w:r>
+        <w:rPr>
+          <w:rFonts w:ascii="Times New Roman" w:hAnsi="Times New Roman" w:cs="Times New Roman"/>
+          <w:color w:val="000000" w:themeColor="text1"/>
+        </w:rPr>
+        <w:t xml:space="preserve"> and confine them to slum neighborhoods adjacent to polluting factories and noxious waste dumps. The restrictive covenants used everywhere to deny housing opportunities to Blacks also blocked Asian Americans, Latinos, and Native Americans from neighborhood choices</w:t>
+      </w:r>
+      <w:r>
+        <w:rPr>
+          <w:rFonts w:ascii="Times New Roman" w:hAnsi="Times New Roman" w:cs="Times New Roman"/>
+          <w:color w:val="000000" w:themeColor="text1"/>
+        </w:rPr>
+        <w:t>.”</w:t>
+      </w:r>
+      <w:r>
+        <w:rPr>
+          <w:rFonts w:ascii="Times New Roman" w:hAnsi="Times New Roman" w:cs="Times New Roman"/>
+          <w:color w:val="000000" w:themeColor="text1"/>
+        </w:rPr>
+        <w:t xml:space="preserve"> For both natives and immigrants, one’s </w:t>
+      </w:r>
+      <w:r>
+        <w:rPr>
+          <w:rFonts w:ascii="Times New Roman" w:hAnsi="Times New Roman" w:cs="Times New Roman"/>
+          <w:color w:val="000000" w:themeColor="text1"/>
+        </w:rPr>
+        <w:t xml:space="preserve">ability to </w:t>
+      </w:r>
+      <w:r>
+        <w:rPr>
+          <w:rFonts w:ascii="Times New Roman" w:hAnsi="Times New Roman" w:cs="Times New Roman"/>
+          <w:color w:val="000000" w:themeColor="text1"/>
+        </w:rPr>
+        <w:t xml:space="preserve">move around </w:t>
+      </w:r>
+      <w:r>
+        <w:rPr>
+          <w:rFonts w:ascii="Times New Roman" w:hAnsi="Times New Roman" w:cs="Times New Roman"/>
+          <w:color w:val="000000" w:themeColor="text1"/>
+        </w:rPr>
+        <w:t xml:space="preserve">freely is always constrained by shifting </w:t>
+      </w:r>
+      <w:r>
+        <w:rPr>
+          <w:rFonts w:ascii="Times New Roman" w:hAnsi="Times New Roman" w:cs="Times New Roman"/>
+          <w:color w:val="000000" w:themeColor="text1"/>
+        </w:rPr>
         <w:lastRenderedPageBreak/>
-        <w:t xml:space="preserve">century’s </w:t>
-      </w:r>
-      <w:r>
-        <w:rPr>
-          <w:rFonts w:ascii="Times New Roman" w:hAnsi="Times New Roman" w:cs="Times New Roman"/>
-          <w:color w:val="000000" w:themeColor="text1"/>
-        </w:rPr>
-        <w:t>less formally organized racism</w:t>
-      </w:r>
-      <w:r>
-        <w:rPr>
-          <w:rFonts w:ascii="Times New Roman" w:hAnsi="Times New Roman" w:cs="Times New Roman"/>
-          <w:color w:val="000000" w:themeColor="text1"/>
-        </w:rPr>
-        <w:t xml:space="preserve">: blockbusting and </w:t>
-      </w:r>
-      <w:r>
-        <w:rPr>
-          <w:rFonts w:ascii="Times New Roman" w:hAnsi="Times New Roman" w:cs="Times New Roman"/>
-          <w:color w:val="000000" w:themeColor="text1"/>
-        </w:rPr>
-        <w:t>race mobs.</w:t>
-      </w:r>
-      <w:r>
-        <w:rPr>
-          <w:rFonts w:ascii="Times New Roman" w:hAnsi="Times New Roman" w:cs="Times New Roman"/>
-          <w:color w:val="000000" w:themeColor="text1"/>
-        </w:rPr>
-        <w:t xml:space="preserve"> </w:t>
-      </w:r>
-      <w:r>
-        <w:rPr>
-          <w:rFonts w:ascii="Times New Roman" w:hAnsi="Times New Roman" w:cs="Times New Roman"/>
-          <w:color w:val="000000" w:themeColor="text1"/>
-        </w:rPr>
-        <w:t>Public housing</w:t>
-      </w:r>
-      <w:r>
-        <w:rPr>
-          <w:rFonts w:ascii="Times New Roman" w:hAnsi="Times New Roman" w:cs="Times New Roman"/>
-          <w:color w:val="000000" w:themeColor="text1"/>
-        </w:rPr>
-        <w:t>,</w:t>
-      </w:r>
-      <w:r>
-        <w:rPr>
-          <w:rFonts w:ascii="Times New Roman" w:hAnsi="Times New Roman" w:cs="Times New Roman"/>
-          <w:color w:val="000000" w:themeColor="text1"/>
-        </w:rPr>
-        <w:t xml:space="preserve"> </w:t>
-      </w:r>
-      <w:r>
-        <w:rPr>
-          <w:rFonts w:ascii="Times New Roman" w:hAnsi="Times New Roman" w:cs="Times New Roman"/>
-          <w:color w:val="000000" w:themeColor="text1"/>
-        </w:rPr>
-        <w:t xml:space="preserve">the </w:t>
-      </w:r>
-      <w:r>
-        <w:rPr>
-          <w:rFonts w:ascii="Times New Roman" w:hAnsi="Times New Roman" w:cs="Times New Roman"/>
-          <w:color w:val="000000" w:themeColor="text1"/>
-        </w:rPr>
-        <w:t>penultimate chess piece in this mapped inequit</w:t>
-      </w:r>
-      <w:r>
-        <w:rPr>
-          <w:rFonts w:ascii="Times New Roman" w:hAnsi="Times New Roman" w:cs="Times New Roman"/>
-          <w:color w:val="000000" w:themeColor="text1"/>
-        </w:rPr>
-        <w:t>y</w:t>
-      </w:r>
-      <w:r>
-        <w:rPr>
-          <w:rFonts w:ascii="Times New Roman" w:hAnsi="Times New Roman" w:cs="Times New Roman"/>
-          <w:color w:val="000000" w:themeColor="text1"/>
-        </w:rPr>
-        <w:t>,</w:t>
-      </w:r>
-      <w:r>
-        <w:rPr>
-          <w:rFonts w:ascii="Times New Roman" w:hAnsi="Times New Roman" w:cs="Times New Roman"/>
-          <w:color w:val="000000" w:themeColor="text1"/>
-        </w:rPr>
-        <w:t xml:space="preserve"> </w:t>
-      </w:r>
-      <w:r>
-        <w:rPr>
-          <w:rFonts w:ascii="Times New Roman" w:hAnsi="Times New Roman" w:cs="Times New Roman"/>
-          <w:color w:val="000000" w:themeColor="text1"/>
-        </w:rPr>
-        <w:t xml:space="preserve">was </w:t>
-      </w:r>
-      <w:r>
-        <w:rPr>
-          <w:rFonts w:ascii="Times New Roman" w:hAnsi="Times New Roman" w:cs="Times New Roman"/>
-          <w:color w:val="000000" w:themeColor="text1"/>
-        </w:rPr>
-        <w:t xml:space="preserve">built </w:t>
-      </w:r>
-      <w:r>
-        <w:rPr>
-          <w:rFonts w:ascii="Times New Roman" w:hAnsi="Times New Roman" w:cs="Times New Roman"/>
-          <w:color w:val="000000" w:themeColor="text1"/>
-        </w:rPr>
-        <w:t xml:space="preserve">in areas </w:t>
-      </w:r>
-      <w:r>
-        <w:rPr>
-          <w:rFonts w:ascii="Times New Roman" w:hAnsi="Times New Roman" w:cs="Times New Roman"/>
-          <w:color w:val="000000" w:themeColor="text1"/>
-        </w:rPr>
-        <w:t xml:space="preserve">that would appease </w:t>
-      </w:r>
-      <w:r>
-        <w:rPr>
-          <w:rFonts w:ascii="Times New Roman" w:hAnsi="Times New Roman" w:cs="Times New Roman"/>
-          <w:color w:val="000000" w:themeColor="text1"/>
-        </w:rPr>
-        <w:t>a</w:t>
-      </w:r>
-      <w:r>
-        <w:rPr>
-          <w:rFonts w:ascii="Times New Roman" w:hAnsi="Times New Roman" w:cs="Times New Roman"/>
-          <w:color w:val="000000" w:themeColor="text1"/>
-        </w:rPr>
-        <w:t xml:space="preserve"> racist</w:t>
-      </w:r>
-      <w:r>
-        <w:rPr>
-          <w:rFonts w:ascii="Times New Roman" w:hAnsi="Times New Roman" w:cs="Times New Roman"/>
-          <w:color w:val="000000" w:themeColor="text1"/>
-        </w:rPr>
-        <w:t xml:space="preserve"> housing market </w:t>
-      </w:r>
-      <w:r>
-        <w:rPr>
-          <w:rFonts w:ascii="Times New Roman" w:hAnsi="Times New Roman" w:cs="Times New Roman"/>
-          <w:color w:val="000000" w:themeColor="text1"/>
-        </w:rPr>
-        <w:t xml:space="preserve">and </w:t>
-      </w:r>
-      <w:r>
-        <w:rPr>
-          <w:rFonts w:ascii="Times New Roman" w:hAnsi="Times New Roman" w:cs="Times New Roman"/>
-          <w:color w:val="000000" w:themeColor="text1"/>
-        </w:rPr>
-        <w:t xml:space="preserve">contain </w:t>
-      </w:r>
-      <w:r>
-        <w:rPr>
-          <w:rFonts w:ascii="Times New Roman" w:hAnsi="Times New Roman" w:cs="Times New Roman"/>
-          <w:color w:val="000000" w:themeColor="text1"/>
-        </w:rPr>
-        <w:t xml:space="preserve">the </w:t>
-      </w:r>
-      <w:r>
-        <w:rPr>
-          <w:rFonts w:ascii="Times New Roman" w:hAnsi="Times New Roman" w:cs="Times New Roman"/>
-          <w:color w:val="000000" w:themeColor="text1"/>
-        </w:rPr>
-        <w:t xml:space="preserve">perceived </w:t>
-      </w:r>
-      <w:r>
-        <w:rPr>
-          <w:rFonts w:ascii="Times New Roman" w:hAnsi="Times New Roman" w:cs="Times New Roman"/>
-          <w:color w:val="000000" w:themeColor="text1"/>
-        </w:rPr>
-        <w:t>risks of integration.</w:t>
-      </w:r>
-      <w:r>
-        <w:rPr>
-          <w:rFonts w:ascii="Times New Roman" w:hAnsi="Times New Roman" w:cs="Times New Roman"/>
-          <w:color w:val="000000" w:themeColor="text1"/>
-        </w:rPr>
-        <w:t xml:space="preserve"> </w:t>
-      </w:r>
-      <w:r>
-        <w:rPr>
-          <w:rFonts w:ascii="Times New Roman" w:hAnsi="Times New Roman" w:cs="Times New Roman"/>
-          <w:color w:val="000000" w:themeColor="text1"/>
-        </w:rPr>
-        <w:t>B</w:t>
-      </w:r>
-      <w:r>
-        <w:rPr>
-          <w:rFonts w:ascii="Times New Roman" w:hAnsi="Times New Roman" w:cs="Times New Roman"/>
-          <w:color w:val="000000" w:themeColor="text1"/>
-        </w:rPr>
-        <w:t>y</w:t>
-      </w:r>
-      <w:r>
-        <w:rPr>
-          <w:rFonts w:ascii="Times New Roman" w:hAnsi="Times New Roman" w:cs="Times New Roman"/>
-          <w:color w:val="000000" w:themeColor="text1"/>
-        </w:rPr>
-        <w:t xml:space="preserve"> </w:t>
-      </w:r>
-      <w:r>
-        <w:rPr>
-          <w:rFonts w:ascii="Times New Roman" w:hAnsi="Times New Roman" w:cs="Times New Roman"/>
-          <w:color w:val="000000" w:themeColor="text1"/>
-        </w:rPr>
-        <w:t>the</w:t>
-      </w:r>
-      <w:r>
-        <w:rPr>
-          <w:rFonts w:ascii="Times New Roman" w:hAnsi="Times New Roman" w:cs="Times New Roman"/>
-          <w:color w:val="000000" w:themeColor="text1"/>
-        </w:rPr>
-        <w:t xml:space="preserve"> </w:t>
-      </w:r>
-      <w:r>
-        <w:rPr>
-          <w:rFonts w:ascii="Times New Roman" w:hAnsi="Times New Roman" w:cs="Times New Roman"/>
-          <w:color w:val="000000" w:themeColor="text1"/>
-        </w:rPr>
-        <w:t xml:space="preserve">1960s, </w:t>
-      </w:r>
-      <w:r>
-        <w:rPr>
-          <w:rFonts w:ascii="Times New Roman" w:hAnsi="Times New Roman" w:cs="Times New Roman"/>
-          <w:color w:val="000000" w:themeColor="text1"/>
-        </w:rPr>
-        <w:t xml:space="preserve">the composition of </w:t>
-      </w:r>
-      <w:r>
-        <w:rPr>
-          <w:rFonts w:ascii="Times New Roman" w:hAnsi="Times New Roman" w:cs="Times New Roman"/>
-          <w:color w:val="000000" w:themeColor="text1"/>
-        </w:rPr>
-        <w:t xml:space="preserve">public housing households </w:t>
-      </w:r>
-      <w:r>
-        <w:rPr>
-          <w:rFonts w:ascii="Times New Roman" w:hAnsi="Times New Roman" w:cs="Times New Roman"/>
-          <w:color w:val="000000" w:themeColor="text1"/>
-        </w:rPr>
-        <w:t>ha</w:t>
-      </w:r>
-      <w:r>
-        <w:rPr>
-          <w:rFonts w:ascii="Times New Roman" w:hAnsi="Times New Roman" w:cs="Times New Roman"/>
-          <w:color w:val="000000" w:themeColor="text1"/>
-        </w:rPr>
-        <w:t>d</w:t>
-      </w:r>
-      <w:r>
-        <w:rPr>
-          <w:rFonts w:ascii="Times New Roman" w:hAnsi="Times New Roman" w:cs="Times New Roman"/>
-          <w:color w:val="000000" w:themeColor="text1"/>
-        </w:rPr>
-        <w:t xml:space="preserve"> </w:t>
-      </w:r>
-      <w:r>
-        <w:rPr>
-          <w:rFonts w:ascii="Times New Roman" w:hAnsi="Times New Roman" w:cs="Times New Roman"/>
-          <w:color w:val="000000" w:themeColor="text1"/>
-        </w:rPr>
-        <w:t>transitioned disproportionately to Black or African American renters with buildings over 9</w:t>
-      </w:r>
-      <w:r>
-        <w:rPr>
-          <w:rFonts w:ascii="Times New Roman" w:hAnsi="Times New Roman" w:cs="Times New Roman"/>
-          <w:color w:val="000000" w:themeColor="text1"/>
-        </w:rPr>
-        <w:t>0 percent</w:t>
-      </w:r>
-      <w:r>
-        <w:rPr>
-          <w:rFonts w:ascii="Times New Roman" w:hAnsi="Times New Roman" w:cs="Times New Roman"/>
-          <w:color w:val="000000" w:themeColor="text1"/>
-        </w:rPr>
-        <w:t xml:space="preserve"> Black in large urban cities like Chicago</w:t>
-      </w:r>
-      <w:r>
-        <w:rPr>
-          <w:rFonts w:ascii="Times New Roman" w:hAnsi="Times New Roman" w:cs="Times New Roman"/>
-          <w:color w:val="000000" w:themeColor="text1"/>
-        </w:rPr>
-        <w:t>,</w:t>
-      </w:r>
-      <w:r>
-        <w:rPr>
-          <w:rFonts w:ascii="Times New Roman" w:hAnsi="Times New Roman" w:cs="Times New Roman"/>
-          <w:color w:val="000000" w:themeColor="text1"/>
-        </w:rPr>
-        <w:t xml:space="preserve"> </w:t>
-      </w:r>
-      <w:r>
-        <w:rPr>
-          <w:rFonts w:ascii="Times New Roman" w:hAnsi="Times New Roman" w:cs="Times New Roman"/>
-          <w:color w:val="000000" w:themeColor="text1"/>
-        </w:rPr>
-        <w:t xml:space="preserve">a </w:t>
-      </w:r>
-      <w:r>
-        <w:rPr>
-          <w:rFonts w:ascii="Times New Roman" w:hAnsi="Times New Roman" w:cs="Times New Roman"/>
-          <w:color w:val="000000" w:themeColor="text1"/>
-        </w:rPr>
-        <w:t>racial conversion, as Rothstein (2018) has shown, by design.</w:t>
-      </w:r>
-      <w:r>
-        <w:rPr>
-          <w:rFonts w:ascii="Times New Roman" w:hAnsi="Times New Roman" w:cs="Times New Roman"/>
-          <w:color w:val="000000" w:themeColor="text1"/>
-        </w:rPr>
-        <w:t xml:space="preserve"> </w:t>
-      </w:r>
-      <w:r>
-        <w:rPr>
-          <w:rFonts w:ascii="Times New Roman" w:hAnsi="Times New Roman" w:cs="Times New Roman"/>
-          <w:color w:val="000000" w:themeColor="text1"/>
-        </w:rPr>
-        <w:t>Biased</w:t>
-      </w:r>
-      <w:r>
-        <w:rPr>
-          <w:rFonts w:ascii="Times New Roman" w:hAnsi="Times New Roman" w:cs="Times New Roman"/>
-          <w:color w:val="000000" w:themeColor="text1"/>
-        </w:rPr>
-        <w:t xml:space="preserve"> </w:t>
-      </w:r>
-      <w:r>
-        <w:rPr>
-          <w:rFonts w:ascii="Times New Roman" w:hAnsi="Times New Roman" w:cs="Times New Roman"/>
-          <w:color w:val="000000" w:themeColor="text1"/>
-        </w:rPr>
-        <w:t xml:space="preserve">homeowner associations, </w:t>
-      </w:r>
-      <w:r>
-        <w:rPr>
-          <w:rFonts w:ascii="Times New Roman" w:hAnsi="Times New Roman" w:cs="Times New Roman"/>
-          <w:color w:val="000000" w:themeColor="text1"/>
-        </w:rPr>
-        <w:t>sociologists, and media</w:t>
-      </w:r>
-      <w:r>
-        <w:rPr>
-          <w:rFonts w:ascii="Times New Roman" w:hAnsi="Times New Roman" w:cs="Times New Roman"/>
-          <w:color w:val="000000" w:themeColor="text1"/>
-        </w:rPr>
-        <w:t xml:space="preserve"> </w:t>
-      </w:r>
-      <w:r>
-        <w:rPr>
-          <w:rFonts w:ascii="Times New Roman" w:hAnsi="Times New Roman" w:cs="Times New Roman"/>
-          <w:color w:val="000000" w:themeColor="text1"/>
-        </w:rPr>
-        <w:t xml:space="preserve">have historically </w:t>
-      </w:r>
-      <w:r>
-        <w:rPr>
-          <w:rFonts w:ascii="Times New Roman" w:hAnsi="Times New Roman" w:cs="Times New Roman"/>
-          <w:color w:val="000000" w:themeColor="text1"/>
-        </w:rPr>
-        <w:t xml:space="preserve">associated neighborhood nuisance </w:t>
-      </w:r>
-      <w:r>
-        <w:rPr>
-          <w:rFonts w:ascii="Times New Roman" w:hAnsi="Times New Roman" w:cs="Times New Roman"/>
-          <w:color w:val="000000" w:themeColor="text1"/>
-        </w:rPr>
-        <w:t>with Black people, conjuring pejorative stereotypes, such as ‘welfare mothers</w:t>
-      </w:r>
-      <w:r>
-        <w:rPr>
-          <w:rFonts w:ascii="Times New Roman" w:hAnsi="Times New Roman" w:cs="Times New Roman"/>
-          <w:color w:val="000000" w:themeColor="text1"/>
-        </w:rPr>
-        <w:t>,</w:t>
-      </w:r>
-      <w:r>
-        <w:rPr>
-          <w:rFonts w:ascii="Times New Roman" w:hAnsi="Times New Roman" w:cs="Times New Roman"/>
-          <w:color w:val="000000" w:themeColor="text1"/>
-        </w:rPr>
-        <w:t>’ ‘super predators</w:t>
-      </w:r>
-      <w:r>
-        <w:rPr>
-          <w:rFonts w:ascii="Times New Roman" w:hAnsi="Times New Roman" w:cs="Times New Roman"/>
-          <w:color w:val="000000" w:themeColor="text1"/>
-        </w:rPr>
-        <w:t>,</w:t>
-      </w:r>
-      <w:r>
-        <w:rPr>
-          <w:rFonts w:ascii="Times New Roman" w:hAnsi="Times New Roman" w:cs="Times New Roman"/>
-          <w:color w:val="000000" w:themeColor="text1"/>
-        </w:rPr>
-        <w:t>’</w:t>
-      </w:r>
-      <w:r>
-        <w:rPr>
-          <w:rFonts w:ascii="Times New Roman" w:hAnsi="Times New Roman" w:cs="Times New Roman"/>
-          <w:color w:val="000000" w:themeColor="text1"/>
-        </w:rPr>
-        <w:t xml:space="preserve"> and ‘absent fathers</w:t>
-      </w:r>
-      <w:r>
-        <w:rPr>
-          <w:rFonts w:ascii="Times New Roman" w:hAnsi="Times New Roman" w:cs="Times New Roman"/>
-          <w:color w:val="000000" w:themeColor="text1"/>
-        </w:rPr>
-        <w:t>,</w:t>
-      </w:r>
-      <w:r>
-        <w:rPr>
-          <w:rFonts w:ascii="Times New Roman" w:hAnsi="Times New Roman" w:cs="Times New Roman"/>
-          <w:color w:val="000000" w:themeColor="text1"/>
-        </w:rPr>
-        <w:t xml:space="preserve">’ </w:t>
-      </w:r>
-      <w:r>
-        <w:rPr>
-          <w:rFonts w:ascii="Times New Roman" w:hAnsi="Times New Roman" w:cs="Times New Roman"/>
-          <w:color w:val="000000" w:themeColor="text1"/>
-        </w:rPr>
-        <w:t xml:space="preserve">as labels for </w:t>
-      </w:r>
-      <w:r>
-        <w:rPr>
-          <w:rFonts w:ascii="Times New Roman" w:hAnsi="Times New Roman" w:cs="Times New Roman"/>
-          <w:color w:val="000000" w:themeColor="text1"/>
-        </w:rPr>
-        <w:t>Black women</w:t>
-      </w:r>
-      <w:r>
-        <w:rPr>
-          <w:rFonts w:ascii="Times New Roman" w:hAnsi="Times New Roman" w:cs="Times New Roman"/>
-          <w:color w:val="000000" w:themeColor="text1"/>
-        </w:rPr>
-        <w:t>,</w:t>
-      </w:r>
-      <w:r>
-        <w:rPr>
-          <w:rFonts w:ascii="Times New Roman" w:hAnsi="Times New Roman" w:cs="Times New Roman"/>
-          <w:color w:val="000000" w:themeColor="text1"/>
-        </w:rPr>
-        <w:t xml:space="preserve"> </w:t>
-      </w:r>
-      <w:r>
-        <w:rPr>
-          <w:rFonts w:ascii="Times New Roman" w:hAnsi="Times New Roman" w:cs="Times New Roman"/>
-          <w:color w:val="000000" w:themeColor="text1"/>
-        </w:rPr>
-        <w:t xml:space="preserve">children, </w:t>
-      </w:r>
-      <w:r>
-        <w:rPr>
-          <w:rFonts w:ascii="Times New Roman" w:hAnsi="Times New Roman" w:cs="Times New Roman"/>
-          <w:color w:val="000000" w:themeColor="text1"/>
-        </w:rPr>
-        <w:t>and male partners</w:t>
-      </w:r>
-      <w:r>
-        <w:rPr>
-          <w:rFonts w:ascii="Times New Roman" w:hAnsi="Times New Roman" w:cs="Times New Roman"/>
-          <w:color w:val="000000" w:themeColor="text1"/>
-        </w:rPr>
-        <w:t xml:space="preserve">. </w:t>
-      </w:r>
-      <w:r>
-        <w:rPr>
-          <w:rFonts w:ascii="Times New Roman" w:hAnsi="Times New Roman" w:cs="Times New Roman"/>
-          <w:color w:val="000000" w:themeColor="text1"/>
-        </w:rPr>
-        <w:t>Thus, a</w:t>
-      </w:r>
-      <w:r>
-        <w:rPr>
-          <w:rFonts w:ascii="Times New Roman" w:hAnsi="Times New Roman" w:cs="Times New Roman"/>
-          <w:color w:val="000000" w:themeColor="text1"/>
-        </w:rPr>
-        <w:t>s they have served as the “face” of public housing for decades</w:t>
-      </w:r>
-      <w:r>
-        <w:rPr>
-          <w:rFonts w:ascii="Times New Roman" w:hAnsi="Times New Roman" w:cs="Times New Roman"/>
-          <w:color w:val="000000" w:themeColor="text1"/>
-        </w:rPr>
-        <w:t xml:space="preserve">, </w:t>
-      </w:r>
-      <w:r>
-        <w:rPr>
-          <w:rFonts w:ascii="Times New Roman" w:hAnsi="Times New Roman" w:cs="Times New Roman"/>
-          <w:color w:val="000000" w:themeColor="text1"/>
-        </w:rPr>
-        <w:t>Black people</w:t>
-      </w:r>
-      <w:r>
-        <w:rPr>
-          <w:rFonts w:ascii="Times New Roman" w:hAnsi="Times New Roman" w:cs="Times New Roman"/>
-          <w:color w:val="000000" w:themeColor="text1"/>
-        </w:rPr>
-        <w:t xml:space="preserve"> were made uniquely vulnerable to </w:t>
-      </w:r>
-      <w:r>
-        <w:rPr>
-          <w:rFonts w:ascii="Times New Roman" w:hAnsi="Times New Roman" w:cs="Times New Roman"/>
-          <w:color w:val="000000" w:themeColor="text1"/>
-        </w:rPr>
-        <w:t xml:space="preserve">experiences of </w:t>
-      </w:r>
-      <w:r>
-        <w:rPr>
-          <w:rFonts w:ascii="Times New Roman" w:hAnsi="Times New Roman" w:cs="Times New Roman"/>
-          <w:color w:val="000000" w:themeColor="text1"/>
-        </w:rPr>
-        <w:t xml:space="preserve">such </w:t>
-      </w:r>
-      <w:r>
-        <w:rPr>
-          <w:rFonts w:ascii="Times New Roman" w:hAnsi="Times New Roman" w:cs="Times New Roman"/>
-          <w:color w:val="000000" w:themeColor="text1"/>
-        </w:rPr>
-        <w:t>stigmatization</w:t>
-      </w:r>
-      <w:r>
-        <w:rPr>
-          <w:rFonts w:ascii="Times New Roman" w:hAnsi="Times New Roman" w:cs="Times New Roman"/>
-          <w:color w:val="000000" w:themeColor="text1"/>
-        </w:rPr>
-        <w:t xml:space="preserve"> and the resulting </w:t>
-      </w:r>
-      <w:r>
-        <w:rPr>
-          <w:rFonts w:ascii="Times New Roman" w:hAnsi="Times New Roman" w:cs="Times New Roman"/>
-          <w:color w:val="000000" w:themeColor="text1"/>
-        </w:rPr>
-        <w:t>segregation, surveillance, demolition and displacement</w:t>
-      </w:r>
-      <w:r>
-        <w:rPr>
-          <w:rFonts w:ascii="Times New Roman" w:hAnsi="Times New Roman" w:cs="Times New Roman"/>
-          <w:color w:val="000000" w:themeColor="text1"/>
-        </w:rPr>
-        <w:t xml:space="preserve">. </w:t>
-      </w:r>
-      <w:r>
-        <w:rPr>
-          <w:rFonts w:ascii="Times New Roman" w:hAnsi="Times New Roman" w:cs="Times New Roman"/>
-          <w:color w:val="000000" w:themeColor="text1"/>
-        </w:rPr>
-        <w:t xml:space="preserve">However, as Lipsitz </w:t>
-      </w:r>
-      <w:r>
-        <w:rPr>
-          <w:rFonts w:ascii="Times New Roman" w:hAnsi="Times New Roman" w:cs="Times New Roman"/>
-          <w:color w:val="000000" w:themeColor="text1"/>
-        </w:rPr>
-        <w:t>(2011</w:t>
-      </w:r>
-      <w:r>
-        <w:rPr>
-          <w:rFonts w:ascii="Times New Roman" w:hAnsi="Times New Roman" w:cs="Times New Roman"/>
-          <w:color w:val="000000" w:themeColor="text1"/>
-        </w:rPr>
-        <w:t>, p.12</w:t>
-      </w:r>
-      <w:r>
-        <w:rPr>
-          <w:rFonts w:ascii="Times New Roman" w:hAnsi="Times New Roman" w:cs="Times New Roman"/>
-          <w:color w:val="000000" w:themeColor="text1"/>
-        </w:rPr>
-        <w:t xml:space="preserve">) </w:t>
-      </w:r>
-      <w:r>
-        <w:rPr>
-          <w:rFonts w:ascii="Times New Roman" w:hAnsi="Times New Roman" w:cs="Times New Roman"/>
-          <w:color w:val="000000" w:themeColor="text1"/>
-        </w:rPr>
-        <w:t>notes</w:t>
-      </w:r>
-      <w:r>
-        <w:rPr>
-          <w:rFonts w:ascii="Times New Roman" w:hAnsi="Times New Roman" w:cs="Times New Roman"/>
-          <w:color w:val="000000" w:themeColor="text1"/>
-        </w:rPr>
-        <w:t xml:space="preserve">, </w:t>
-      </w:r>
-      <w:r>
-        <w:rPr>
-          <w:rFonts w:ascii="Times New Roman" w:hAnsi="Times New Roman" w:cs="Times New Roman"/>
-          <w:color w:val="000000" w:themeColor="text1"/>
-        </w:rPr>
-        <w:t xml:space="preserve">“The first racial zoning ordinance in the nation was intended to clear Chinese residents of San </w:t>
-      </w:r>
-      <w:proofErr w:type="spellStart"/>
-      <w:r>
-        <w:rPr>
-          <w:rFonts w:ascii="Times New Roman" w:hAnsi="Times New Roman" w:cs="Times New Roman"/>
-          <w:color w:val="000000" w:themeColor="text1"/>
-        </w:rPr>
-        <w:t>Franscisco</w:t>
-      </w:r>
-      <w:proofErr w:type="spellEnd"/>
-      <w:r>
-        <w:rPr>
-          <w:rFonts w:ascii="Times New Roman" w:hAnsi="Times New Roman" w:cs="Times New Roman"/>
-          <w:color w:val="000000" w:themeColor="text1"/>
-        </w:rPr>
-        <w:t xml:space="preserve"> out of desirable neighborhoods</w:t>
-      </w:r>
-      <w:r>
-        <w:rPr>
-          <w:rFonts w:ascii="Times New Roman" w:hAnsi="Times New Roman" w:cs="Times New Roman"/>
-          <w:color w:val="000000" w:themeColor="text1"/>
-        </w:rPr>
-        <w:t xml:space="preserve"> and confine them to slum neighborhoods adjacent to polluting factories and noxious waste dumps. The restrictive covenants used everywhere to deny housing opportunities to Blacks also blocked Asian Americans, Latinos, and Native Americans from neighborhood choices</w:t>
-      </w:r>
-      <w:r>
-        <w:rPr>
-          <w:rFonts w:ascii="Times New Roman" w:hAnsi="Times New Roman" w:cs="Times New Roman"/>
-          <w:color w:val="000000" w:themeColor="text1"/>
-        </w:rPr>
-        <w:t>.”</w:t>
-      </w:r>
-      <w:r>
-        <w:rPr>
-          <w:rFonts w:ascii="Times New Roman" w:hAnsi="Times New Roman" w:cs="Times New Roman"/>
-          <w:color w:val="000000" w:themeColor="text1"/>
-        </w:rPr>
-        <w:t xml:space="preserve"> For both natives and immigrants, one’s </w:t>
-      </w:r>
-      <w:r>
-        <w:rPr>
-          <w:rFonts w:ascii="Times New Roman" w:hAnsi="Times New Roman" w:cs="Times New Roman"/>
-          <w:color w:val="000000" w:themeColor="text1"/>
-        </w:rPr>
-        <w:t xml:space="preserve">ability to </w:t>
-      </w:r>
-      <w:r>
-        <w:rPr>
-          <w:rFonts w:ascii="Times New Roman" w:hAnsi="Times New Roman" w:cs="Times New Roman"/>
-          <w:color w:val="000000" w:themeColor="text1"/>
-        </w:rPr>
-        <w:t xml:space="preserve">move around </w:t>
-      </w:r>
-      <w:r>
-        <w:rPr>
-          <w:rFonts w:ascii="Times New Roman" w:hAnsi="Times New Roman" w:cs="Times New Roman"/>
-          <w:color w:val="000000" w:themeColor="text1"/>
-        </w:rPr>
-        <w:t xml:space="preserve">freely is always constrained by shifting </w:t>
-      </w:r>
-      <w:r>
-        <w:rPr>
-          <w:rFonts w:ascii="Times New Roman" w:hAnsi="Times New Roman" w:cs="Times New Roman"/>
-          <w:color w:val="000000" w:themeColor="text1"/>
-        </w:rPr>
         <w:t xml:space="preserve">perceptions of economic competition or threat within the racial hierarchy. </w:t>
       </w:r>
       <w:r>
@@ -10460,15 +10527,7 @@
           <w:rFonts w:ascii="Times New Roman" w:hAnsi="Times New Roman" w:cs="Times New Roman"/>
           <w:color w:val="000000" w:themeColor="text1"/>
         </w:rPr>
-        <w:t xml:space="preserve">work. For example, we take heed to Tara </w:t>
-      </w:r>
-      <w:r>
-        <w:rPr>
-          <w:rFonts w:ascii="Times New Roman" w:hAnsi="Times New Roman" w:cs="Times New Roman"/>
-          <w:color w:val="000000" w:themeColor="text1"/>
-        </w:rPr>
-        <w:lastRenderedPageBreak/>
-        <w:t>McPherson’s insight that DH must be wary of its convergence with the visual history of race and the racist history of digital computing:</w:t>
+        <w:t>work. For example, we take heed to Tara McPherson’s insight that DH must be wary of its convergence with the visual history of race and the racist history of digital computing:</w:t>
       </w:r>
       <w:r>
         <w:rPr>
@@ -10587,6 +10646,7 @@
           <w:rFonts w:ascii="Times New Roman" w:hAnsi="Times New Roman" w:cs="Times New Roman"/>
           <w:color w:val="000000" w:themeColor="text1"/>
         </w:rPr>
+        <w:lastRenderedPageBreak/>
         <w:t>Furthermore, Safiya Noble (201</w:t>
       </w:r>
       <w:r>
@@ -10638,15 +10698,7 @@
           <w:rFonts w:ascii="Times New Roman" w:hAnsi="Times New Roman" w:cs="Times New Roman"/>
           <w:color w:val="000000" w:themeColor="text1"/>
         </w:rPr>
-        <w:t xml:space="preserve">it is in advancing cultural scholarship. The thrust of her argument is advocacy for a “mash up” of African/Black diaspora studies and DH goals, that is, to consider how the presentation and manipulation of data might also emphasize, or less ideally–contribute to, practices of inequality. When it comes to the relationship between public housing and higher ed, </w:t>
-      </w:r>
-      <w:r>
-        <w:rPr>
-          <w:rFonts w:ascii="Times New Roman" w:hAnsi="Times New Roman" w:cs="Times New Roman"/>
-          <w:color w:val="000000" w:themeColor="text1"/>
-        </w:rPr>
-        <w:lastRenderedPageBreak/>
-        <w:t>for example</w:t>
+        <w:t>it is in advancing cultural scholarship. The thrust of her argument is advocacy for a “mash up” of African/Black diaspora studies and DH goals, that is, to consider how the presentation and manipulation of data might also emphasize, or less ideally–contribute to, practices of inequality. When it comes to the relationship between public housing and higher ed, for example</w:t>
       </w:r>
       <w:r>
         <w:rPr>
@@ -10892,6 +10944,7 @@
           <w:rFonts w:ascii="Times New Roman" w:hAnsi="Times New Roman" w:cs="Times New Roman"/>
           <w:color w:val="000000" w:themeColor="text1"/>
         </w:rPr>
+        <w:lastRenderedPageBreak/>
         <w:t xml:space="preserve">White. </w:t>
       </w:r>
       <w:r>
@@ -10969,15 +11022,7 @@
           <w:rFonts w:ascii="Times New Roman" w:hAnsi="Times New Roman" w:cs="Times New Roman"/>
           <w:color w:val="000000" w:themeColor="text1"/>
         </w:rPr>
-        <w:t xml:space="preserve">demographic vulnerability due to economic indicators or proximity to the justice system, we want to be transparent about our status as middle-class women in advanced degree positions who are currently not experiencing housing insecurity. Therefore, we </w:t>
-      </w:r>
-      <w:r>
-        <w:rPr>
-          <w:rFonts w:ascii="Times New Roman" w:hAnsi="Times New Roman" w:cs="Times New Roman"/>
-          <w:color w:val="000000" w:themeColor="text1"/>
-        </w:rPr>
-        <w:lastRenderedPageBreak/>
-        <w:t>acknowledged from the outset of this research that our positionalities might encode blind spots that we desire</w:t>
+        <w:t>demographic vulnerability due to economic indicators or proximity to the justice system, we want to be transparent about our status as middle-class women in advanced degree positions who are currently not experiencing housing insecurity. Therefore, we acknowledged from the outset of this research that our positionalities might encode blind spots that we desire</w:t>
       </w:r>
       <w:r>
         <w:rPr>
@@ -11409,7 +11454,15 @@
           <w:rFonts w:ascii="Times New Roman" w:hAnsi="Times New Roman" w:cs="Times New Roman"/>
           <w:color w:val="000000" w:themeColor="text1"/>
         </w:rPr>
-        <w:t xml:space="preserve">Their responses were overwhelmingly positive; in addition, they provided invaluable feedback on the design, user friendliness, and potential engagement opportunities for the site. They also provided critical insight that have informed edits to our metatags and our thinking about future content development. For example, Chantel Kemp noted that in the service of language and justice, many advocates and activists are moving away from the language of “housing project,” despite this moniker being proliferate in the 1980s and </w:t>
+        <w:t xml:space="preserve">Their responses were overwhelmingly positive; in addition, </w:t>
+      </w:r>
+      <w:r>
+        <w:rPr>
+          <w:rFonts w:ascii="Times New Roman" w:hAnsi="Times New Roman" w:cs="Times New Roman"/>
+          <w:color w:val="000000" w:themeColor="text1"/>
+        </w:rPr>
+        <w:lastRenderedPageBreak/>
+        <w:t xml:space="preserve">they provided invaluable feedback on the design, user friendliness, and potential engagement opportunities for the site. They also provided critical insight that have informed edits to our metatags and our thinking about future content development. For example, Chantel Kemp noted that in the service of language and justice, many advocates and activists are moving away from the language of “housing project,” despite this moniker being proliferate in the 1980s and </w:t>
       </w:r>
       <w:r>
         <w:rPr>
@@ -11451,15 +11504,7 @@
           <w:rFonts w:ascii="Times New Roman" w:hAnsi="Times New Roman" w:cs="Times New Roman"/>
           <w:color w:val="000000" w:themeColor="text1"/>
         </w:rPr>
-        <w:t xml:space="preserve"> that the three would be most interested in the different </w:t>
-      </w:r>
-      <w:r>
-        <w:rPr>
-          <w:rFonts w:ascii="Times New Roman" w:hAnsi="Times New Roman" w:cs="Times New Roman"/>
-          <w:color w:val="000000" w:themeColor="text1"/>
-        </w:rPr>
-        <w:lastRenderedPageBreak/>
-        <w:t xml:space="preserve">locations represented on the </w:t>
+        <w:t xml:space="preserve"> that the three would be most interested in the different locations represented on the </w:t>
       </w:r>
       <w:proofErr w:type="spellStart"/>
       <w:r>
@@ -11717,7 +11762,15 @@
           <w:rFonts w:ascii="Times New Roman" w:hAnsi="Times New Roman" w:cs="Times New Roman"/>
           <w:color w:val="000000" w:themeColor="text1"/>
         </w:rPr>
-        <w:t xml:space="preserve">look at the literature that’s out there and determine how they want to tell their story is a wonderful gift to give people.” </w:t>
+        <w:t xml:space="preserve">look at the </w:t>
+      </w:r>
+      <w:r>
+        <w:rPr>
+          <w:rFonts w:ascii="Times New Roman" w:hAnsi="Times New Roman" w:cs="Times New Roman"/>
+          <w:color w:val="000000" w:themeColor="text1"/>
+        </w:rPr>
+        <w:lastRenderedPageBreak/>
+        <w:t xml:space="preserve">literature that’s out there and determine how they want to tell their story is a wonderful gift to give people.” </w:t>
       </w:r>
       <w:r>
         <w:rPr>
@@ -11847,7 +11900,6 @@
           <w:rFonts w:ascii="Times New Roman" w:hAnsi="Times New Roman" w:cs="Times New Roman"/>
           <w:color w:val="000000" w:themeColor="text1"/>
         </w:rPr>
-        <w:lastRenderedPageBreak/>
         <w:t>The initial phase of this research allures us with the potential cultural and scholarly impact of mapping public housing in literature. A widely used engagement tool, participatory mapping is</w:t>
       </w:r>
       <w:r>
@@ -11966,7 +12018,15 @@
           <w:rFonts w:ascii="Times New Roman" w:hAnsi="Times New Roman" w:cs="Times New Roman"/>
           <w:color w:val="000000" w:themeColor="text1"/>
         </w:rPr>
-        <w:t xml:space="preserve"> How do we (and should we) gauge the identity of participants and how will we (and should we) moderate comments and submissions? Furthermore, the increasing spatial invisibility of subsidized housing obscures the continued digital divide between higher ed and its surrounding populations, and we want to acknowledge that we realize that the amplification of residents’ digital and cultural literacies may contribute to that obscuration by distracting from persisting technological (and housing) inequities.</w:t>
+        <w:t xml:space="preserve"> How do we (and should we) gauge the identity of participants and how will we (and should we) moderate comments and submissions? Furthermore, the increasing spatial invisibility of subsidized housing obscures the continued digital divide between higher ed and its </w:t>
+      </w:r>
+      <w:r>
+        <w:rPr>
+          <w:rFonts w:ascii="Times New Roman" w:hAnsi="Times New Roman" w:cs="Times New Roman"/>
+          <w:color w:val="000000" w:themeColor="text1"/>
+        </w:rPr>
+        <w:lastRenderedPageBreak/>
+        <w:t>surrounding populations, and we want to acknowledge that we realize that the amplification of residents’ digital and cultural literacies may contribute to that obscuration by distracting from persisting technological (and housing) inequities.</w:t>
       </w:r>
     </w:p>
     <w:p>
@@ -12012,15 +12072,7 @@
           <w:rFonts w:ascii="Times New Roman" w:hAnsi="Times New Roman" w:cs="Times New Roman"/>
           <w:color w:val="000000" w:themeColor="text1"/>
         </w:rPr>
-        <w:t xml:space="preserve"> 2016) through its invitation for open-ended responses, self-narration, and creative analysis; we cannot predict, nor do we plan to censor </w:t>
-      </w:r>
-      <w:r>
-        <w:rPr>
-          <w:rFonts w:ascii="Times New Roman" w:hAnsi="Times New Roman" w:cs="Times New Roman"/>
-          <w:color w:val="000000" w:themeColor="text1"/>
-        </w:rPr>
-        <w:lastRenderedPageBreak/>
-        <w:t xml:space="preserve">critiques that may arise of interrelated systems that keep some communities on the margins.  </w:t>
+        <w:t xml:space="preserve"> 2016) through its invitation for open-ended responses, self-narration, and creative analysis; we cannot predict, nor do we plan to censor critiques that may arise of interrelated systems that keep some communities on the margins.  </w:t>
       </w:r>
       <w:r>
         <w:rPr>
@@ -12542,7 +12594,15 @@
           <w:rFonts w:ascii="Times New Roman" w:hAnsi="Times New Roman" w:cs="Times New Roman"/>
           <w:color w:val="000000" w:themeColor="text1"/>
         </w:rPr>
-        <w:t xml:space="preserve"> creators to build dramatic visualizations of spatial data and invite crowdsourcing to deepen vernacular histories of various cultural topics. While these forms of mapping may collude with leftover enlightenment agendas</w:t>
+        <w:t xml:space="preserve"> creators to build dramatic visualizations of spatial data and </w:t>
+      </w:r>
+      <w:r>
+        <w:rPr>
+          <w:rFonts w:ascii="Times New Roman" w:hAnsi="Times New Roman" w:cs="Times New Roman"/>
+          <w:color w:val="000000" w:themeColor="text1"/>
+        </w:rPr>
+        <w:lastRenderedPageBreak/>
+        <w:t>invite crowdsourcing to deepen vernacular histories of various cultural topics. While these forms of mapping may collude with leftover enlightenment agendas</w:t>
       </w:r>
       <w:r>
         <w:rPr>
@@ -12751,7 +12811,6 @@
           <w:rFonts w:ascii="Times New Roman" w:hAnsi="Times New Roman" w:cs="Times New Roman"/>
           <w:color w:val="000000" w:themeColor="text1"/>
         </w:rPr>
-        <w:lastRenderedPageBreak/>
         <w:t>StoryMap</w:t>
       </w:r>
       <w:proofErr w:type="spellEnd"/>
@@ -13074,7 +13133,15 @@
           <w:rFonts w:ascii="Times New Roman" w:hAnsi="Times New Roman" w:cs="Times New Roman"/>
           <w:color w:val="000000" w:themeColor="text1"/>
         </w:rPr>
-        <w:t xml:space="preserve"> to promote the democratization of cartography</w:t>
+        <w:t xml:space="preserve"> to promote the </w:t>
+      </w:r>
+      <w:r>
+        <w:rPr>
+          <w:rFonts w:ascii="Times New Roman" w:hAnsi="Times New Roman" w:cs="Times New Roman"/>
+          <w:color w:val="000000" w:themeColor="text1"/>
+        </w:rPr>
+        <w:lastRenderedPageBreak/>
+        <w:t>democratization of cartography</w:t>
       </w:r>
       <w:r>
         <w:rPr>
@@ -13208,21 +13275,7 @@
         <w:rPr>
           <w:rFonts w:ascii="Arial" w:hAnsi="Arial" w:cs="Arial"/>
         </w:rPr>
-        <w:t xml:space="preserve"> Alex </w:t>
-      </w:r>
-      <w:proofErr w:type="spellStart"/>
-      <w:r>
-        <w:rPr>
-          <w:rFonts w:ascii="Arial" w:hAnsi="Arial" w:cs="Arial"/>
-        </w:rPr>
-        <w:t>Kotlowitz</w:t>
-      </w:r>
-      <w:proofErr w:type="spellEnd"/>
-      <w:r>
-        <w:rPr>
-          <w:rFonts w:ascii="Arial" w:hAnsi="Arial" w:cs="Arial"/>
-        </w:rPr>
-        <w:t xml:space="preserve"> is the author of the well-known nonfictional work, </w:t>
+        <w:t xml:space="preserve"> Alex Kotlowitz is the author of the well-known nonfictional work, </w:t>
       </w:r>
       <w:r>
         <w:rPr>
@@ -13321,19 +13374,11 @@
         </w:rPr>
         <w:t xml:space="preserve">of the </w:t>
       </w:r>
-      <w:proofErr w:type="spellStart"/>
-      <w:r>
-        <w:rPr>
-          <w:rFonts w:ascii="Arial" w:hAnsi="Arial" w:cs="Arial"/>
-        </w:rPr>
-        <w:t>storymap</w:t>
-      </w:r>
-      <w:proofErr w:type="spellEnd"/>
-      <w:r>
-        <w:rPr>
-          <w:rFonts w:ascii="Arial" w:hAnsi="Arial" w:cs="Arial"/>
-        </w:rPr>
-        <w:t xml:space="preserve"> is </w:t>
+      <w:r>
+        <w:rPr>
+          <w:rFonts w:ascii="Arial" w:hAnsi="Arial" w:cs="Arial"/>
+        </w:rPr>
+        <w:t xml:space="preserve">storymap is </w:t>
       </w:r>
       <w:r>
         <w:rPr>
@@ -13592,7 +13637,6 @@
         </w:rPr>
         <w:t xml:space="preserve">either the </w:t>
       </w:r>
-      <w:proofErr w:type="spellStart"/>
       <w:r>
         <w:rPr>
           <w:rFonts w:ascii="Arial" w:hAnsi="Arial" w:cs="Arial"/>
@@ -13611,18 +13655,7 @@
           <w:szCs w:val="20"/>
           <w:u w:val="single"/>
         </w:rPr>
-        <w:t>orldcat</w:t>
-      </w:r>
-      <w:proofErr w:type="spellEnd"/>
-      <w:r>
-        <w:rPr>
-          <w:rFonts w:ascii="Arial" w:hAnsi="Arial" w:cs="Arial"/>
-          <w:color w:val="000000" w:themeColor="text1"/>
-          <w:sz w:val="20"/>
-          <w:szCs w:val="20"/>
-          <w:u w:val="single"/>
-        </w:rPr>
-        <w:t xml:space="preserve"> catalog or commercial description. </w:t>
+        <w:t xml:space="preserve">orldcat catalog or commercial description. </w:t>
       </w:r>
       <w:r>
         <w:rPr>
@@ -13728,7 +13761,6 @@
         </w:rPr>
         <w:t xml:space="preserve">the highest critical </w:t>
       </w:r>
-      <w:proofErr w:type="gramStart"/>
       <w:r>
         <w:rPr>
           <w:rFonts w:ascii="Arial" w:hAnsi="Arial" w:cs="Arial"/>
@@ -13739,7 +13771,6 @@
         </w:rPr>
         <w:t>attention</w:t>
       </w:r>
-      <w:proofErr w:type="gramEnd"/>
       <w:r>
         <w:rPr>
           <w:rFonts w:ascii="Arial" w:hAnsi="Arial" w:cs="Arial"/>
@@ -14889,19 +14920,11 @@
         </w:rPr>
         <w:t xml:space="preserve">s </w:t>
       </w:r>
-      <w:proofErr w:type="gramStart"/>
-      <w:r>
-        <w:rPr>
-          <w:rFonts w:ascii="Arial" w:hAnsi="Arial" w:cs="Arial"/>
-        </w:rPr>
-        <w:t>claimed</w:t>
-      </w:r>
-      <w:proofErr w:type="gramEnd"/>
-      <w:r>
-        <w:rPr>
-          <w:rFonts w:ascii="Arial" w:hAnsi="Arial" w:cs="Arial"/>
-        </w:rPr>
-        <w:t xml:space="preserve"> “</w:t>
+      <w:r>
+        <w:rPr>
+          <w:rFonts w:ascii="Arial" w:hAnsi="Arial" w:cs="Arial"/>
+        </w:rPr>
+        <w:t>claimed “</w:t>
       </w:r>
       <w:r>
         <w:rPr>
@@ -15634,41 +15657,13 @@
         </w:rPr>
         <w:t xml:space="preserve"> This work—including the development of a database, the first versions of our </w:t>
       </w:r>
-      <w:proofErr w:type="spellStart"/>
-      <w:r>
-        <w:rPr>
-          <w:rFonts w:ascii="Arial" w:hAnsi="Arial" w:cs="Arial"/>
-          <w:sz w:val="20"/>
-          <w:szCs w:val="20"/>
-        </w:rPr>
-        <w:t>StoryMap</w:t>
-      </w:r>
-      <w:proofErr w:type="spellEnd"/>
-      <w:r>
-        <w:rPr>
-          <w:rFonts w:ascii="Arial" w:hAnsi="Arial" w:cs="Arial"/>
-          <w:sz w:val="20"/>
-          <w:szCs w:val="20"/>
-        </w:rPr>
-        <w:t xml:space="preserve">, and this article—would not have been possible without support from the Digital Matters Lab of the University of Utah. Under the interim headship of Rebekah L. Cummings, we received funding to support </w:t>
-      </w:r>
-      <w:proofErr w:type="spellStart"/>
-      <w:r>
-        <w:rPr>
-          <w:rFonts w:ascii="Arial" w:hAnsi="Arial" w:cs="Arial"/>
-          <w:sz w:val="20"/>
-          <w:szCs w:val="20"/>
-        </w:rPr>
-        <w:t>Theadora’s</w:t>
-      </w:r>
-      <w:proofErr w:type="spellEnd"/>
-      <w:r>
-        <w:rPr>
-          <w:rFonts w:ascii="Arial" w:hAnsi="Arial" w:cs="Arial"/>
-          <w:sz w:val="20"/>
-          <w:szCs w:val="20"/>
-        </w:rPr>
-        <w:t xml:space="preserve"> yearlong assistantship and training. Colleagues David Roh and Elizabeth Callaway in the English Department encouraged the project by listening to ideas, pointing us to resources, and reviewing early drafts. We also extend enormous gratitude to the </w:t>
+      <w:r>
+        <w:rPr>
+          <w:rFonts w:ascii="Arial" w:hAnsi="Arial" w:cs="Arial"/>
+          <w:sz w:val="20"/>
+          <w:szCs w:val="20"/>
+        </w:rPr>
+        <w:t xml:space="preserve">StoryMap, and this article—would not have been possible without support from the Digital Matters Lab of the University of Utah. Under the interim headship of Rebekah L. Cummings, we received funding to support Theadora’s yearlong assistantship and training. Colleagues David Roh and Elizabeth Callaway in the English Department encouraged the project by listening to ideas, pointing us to resources, and reviewing early drafts. We also extend enormous gratitude to the </w:t>
       </w:r>
       <w:r>
         <w:rPr>
@@ -15740,25 +15735,7 @@
           <w:sz w:val="20"/>
           <w:szCs w:val="20"/>
         </w:rPr>
-        <w:t xml:space="preserve"> </w:t>
-      </w:r>
-      <w:proofErr w:type="spellStart"/>
-      <w:r>
-        <w:rPr>
-          <w:rFonts w:ascii="Arial" w:hAnsi="Arial" w:cs="Arial"/>
-          <w:sz w:val="20"/>
-          <w:szCs w:val="20"/>
-        </w:rPr>
-        <w:t>Vitasta</w:t>
-      </w:r>
-      <w:proofErr w:type="spellEnd"/>
-      <w:r>
-        <w:rPr>
-          <w:rFonts w:ascii="Arial" w:hAnsi="Arial" w:cs="Arial"/>
-          <w:sz w:val="20"/>
-          <w:szCs w:val="20"/>
-        </w:rPr>
-        <w:t xml:space="preserve"> Singh</w:t>
+        <w:t xml:space="preserve"> Vitasta Singh</w:t>
       </w:r>
       <w:r>
         <w:rPr>
@@ -15957,33 +15934,11 @@
         </w:rPr>
         <w:t xml:space="preserve">sending a query email to former participants of the Beauty Turner Oral History Academy of the National Public Housing Museum. </w:t>
       </w:r>
-      <w:proofErr w:type="spellStart"/>
-      <w:r>
-        <w:rPr>
-          <w:rFonts w:ascii="Arial" w:hAnsi="Arial" w:cs="Arial"/>
-        </w:rPr>
-        <w:t>Liú</w:t>
-      </w:r>
-      <w:proofErr w:type="spellEnd"/>
-      <w:r>
-        <w:rPr>
-          <w:rFonts w:ascii="Arial" w:hAnsi="Arial" w:cs="Arial"/>
-        </w:rPr>
-        <w:t xml:space="preserve"> </w:t>
-      </w:r>
-      <w:proofErr w:type="spellStart"/>
-      <w:r>
-        <w:rPr>
-          <w:rFonts w:ascii="Arial" w:hAnsi="Arial" w:cs="Arial"/>
-        </w:rPr>
-        <w:t>m.z.h</w:t>
-      </w:r>
-      <w:proofErr w:type="spellEnd"/>
-      <w:r>
-        <w:rPr>
-          <w:rFonts w:ascii="Arial" w:hAnsi="Arial" w:cs="Arial"/>
-        </w:rPr>
-        <w:t xml:space="preserve">. Chen, NPHM Programs Manager of the Oral History Archive &amp; Collective, provided </w:t>
+      <w:r>
+        <w:rPr>
+          <w:rFonts w:ascii="Arial" w:hAnsi="Arial" w:cs="Arial"/>
+        </w:rPr>
+        <w:t xml:space="preserve">Liú m.z.h. Chen, NPHM Programs Manager of the Oral History Archive &amp; Collective, provided </w:t>
       </w:r>
       <w:r>
         <w:rPr>
@@ -16001,21 +15956,7 @@
         <w:rPr>
           <w:rFonts w:ascii="Arial" w:hAnsi="Arial" w:cs="Arial"/>
         </w:rPr>
-        <w:t xml:space="preserve">on the </w:t>
-      </w:r>
-      <w:proofErr w:type="spellStart"/>
-      <w:r>
-        <w:rPr>
-          <w:rFonts w:ascii="Arial" w:hAnsi="Arial" w:cs="Arial"/>
-        </w:rPr>
-        <w:t>StoryMap</w:t>
-      </w:r>
-      <w:proofErr w:type="spellEnd"/>
-      <w:r>
-        <w:rPr>
-          <w:rFonts w:ascii="Arial" w:hAnsi="Arial" w:cs="Arial"/>
-        </w:rPr>
-        <w:t xml:space="preserve"> and valuable input on how we might</w:t>
+        <w:t>on the StoryMap and valuable input on how we might</w:t>
       </w:r>
       <w:r>
         <w:rPr>
@@ -16101,7 +16042,6 @@
         </w:rPr>
         <w:t xml:space="preserve">is the largest public housing community in Brooklyn and its residency reflects the diversity in the books we’ve aggregated with a large percentage of Latinx and Black tenants, and about 25 percent White and Asian tenants, including a significant foreign-born population. Through the Red Hook Community Justice Center and Red Hook Griot Storytelling Project, the community has also cultivated networks of collaboration and </w:t>
       </w:r>
-      <w:proofErr w:type="spellStart"/>
       <w:r>
         <w:rPr>
           <w:rFonts w:ascii="Arial" w:hAnsi="Arial" w:cs="Arial"/>
@@ -16110,7 +16050,6 @@
         </w:rPr>
         <w:t>leadershi</w:t>
       </w:r>
-      <w:proofErr w:type="spellEnd"/>
       <w:r>
         <w:rPr>
           <w:rFonts w:ascii="Arial" w:hAnsi="Arial" w:cs="Arial"/>
@@ -16158,23 +16097,13 @@
         </w:rPr>
         <w:t>Historical maps of indigenous and Black communities, for example, demonstrate misnaming and renaming practices, de jure and de facto segregation, toxic land use, and land clearance in the name of development (</w:t>
       </w:r>
-      <w:proofErr w:type="spellStart"/>
-      <w:r>
-        <w:rPr>
-          <w:rFonts w:ascii="Arial" w:hAnsi="Arial" w:cs="Arial"/>
-          <w:sz w:val="20"/>
-          <w:szCs w:val="20"/>
-        </w:rPr>
-        <w:t>Caquard</w:t>
-      </w:r>
-      <w:proofErr w:type="spellEnd"/>
-      <w:r>
-        <w:rPr>
-          <w:rFonts w:ascii="Arial" w:hAnsi="Arial" w:cs="Arial"/>
-          <w:sz w:val="20"/>
-          <w:szCs w:val="20"/>
-        </w:rPr>
-        <w:t>, 2013; Hawthorne, 2019; Bullard et. al, 2008).</w:t>
+      <w:r>
+        <w:rPr>
+          <w:rFonts w:ascii="Arial" w:hAnsi="Arial" w:cs="Arial"/>
+          <w:sz w:val="20"/>
+          <w:szCs w:val="20"/>
+        </w:rPr>
+        <w:t>Caquard, 2013; Hawthorne, 2019; Bullard et. al, 2008).</w:t>
       </w:r>
       <w:r>
         <w:rPr>
@@ -16318,125 +16247,6 @@
           <w:ilvl w:val="0"/>
           <w:numId w:val="2"/>
         </w:numPr>
-        <w:rPr>
-          <w:rFonts w:ascii="Arial" w:eastAsia="Times New Roman" w:hAnsi="Arial" w:cs="Arial"/>
-          <w:kern w:val="0"/>
-          <w:sz w:val="20"/>
-          <w:szCs w:val="20"/>
-          <w:highlight w:val="green"/>
-          <w14:ligatures w14:val="none"/>
-          <w:rPrChange w:id="0" w:author="Emily Boyer" w:date="2026-02-12T12:10:00Z" w16du:dateUtc="2026-02-12T17:10:00Z">
-            <w:rPr>
-              <w:rFonts w:ascii="Arial" w:eastAsia="Times New Roman" w:hAnsi="Arial" w:cs="Arial"/>
-              <w:kern w:val="0"/>
-              <w:sz w:val="20"/>
-              <w:szCs w:val="20"/>
-              <w14:ligatures w14:val="none"/>
-            </w:rPr>
-          </w:rPrChange>
-        </w:rPr>
-      </w:pPr>
-      <w:r>
-        <w:rPr>
-          <w:rFonts w:ascii="Arial" w:eastAsia="Times New Roman" w:hAnsi="Arial" w:cs="Arial"/>
-          <w:kern w:val="0"/>
-          <w:sz w:val="20"/>
-          <w:szCs w:val="20"/>
-          <w:highlight w:val="green"/>
-          <w14:ligatures w14:val="none"/>
-          <w:rPrChange w:id="1" w:author="Emily Boyer" w:date="2026-02-12T12:10:00Z" w16du:dateUtc="2026-02-12T17:10:00Z">
-            <w:rPr>
-              <w:rFonts w:ascii="Arial" w:eastAsia="Times New Roman" w:hAnsi="Arial" w:cs="Arial"/>
-              <w:kern w:val="0"/>
-              <w:sz w:val="20"/>
-              <w:szCs w:val="20"/>
-              <w14:ligatures w14:val="none"/>
-            </w:rPr>
-          </w:rPrChange>
-        </w:rPr>
-        <w:t xml:space="preserve">Alderman, D.H. and Inwood, J. (2024) ‘On </w:t>
-      </w:r>
-      <w:r>
-        <w:rPr>
-          <w:rFonts w:ascii="Arial" w:eastAsia="Times New Roman" w:hAnsi="Arial" w:cs="Arial"/>
-          <w:kern w:val="0"/>
-          <w:sz w:val="20"/>
-          <w:szCs w:val="20"/>
-          <w:highlight w:val="green"/>
-          <w14:ligatures w14:val="none"/>
-          <w:rPrChange w:id="2" w:author="Emily Boyer" w:date="2026-02-12T12:10:00Z" w16du:dateUtc="2026-02-12T17:10:00Z">
-            <w:rPr>
-              <w:rFonts w:ascii="Arial" w:eastAsia="Times New Roman" w:hAnsi="Arial" w:cs="Arial"/>
-              <w:kern w:val="0"/>
-              <w:sz w:val="20"/>
-              <w:szCs w:val="20"/>
-              <w14:ligatures w14:val="none"/>
-            </w:rPr>
-          </w:rPrChange>
-        </w:rPr>
-        <w:t>t</w:t>
-      </w:r>
-      <w:r>
-        <w:rPr>
-          <w:rFonts w:ascii="Arial" w:eastAsia="Times New Roman" w:hAnsi="Arial" w:cs="Arial"/>
-          <w:kern w:val="0"/>
-          <w:sz w:val="20"/>
-          <w:szCs w:val="20"/>
-          <w:highlight w:val="green"/>
-          <w14:ligatures w14:val="none"/>
-          <w:rPrChange w:id="3" w:author="Emily Boyer" w:date="2026-02-12T12:10:00Z" w16du:dateUtc="2026-02-12T17:10:00Z">
-            <w:rPr>
-              <w:rFonts w:ascii="Arial" w:eastAsia="Times New Roman" w:hAnsi="Arial" w:cs="Arial"/>
-              <w:kern w:val="0"/>
-              <w:sz w:val="20"/>
-              <w:szCs w:val="20"/>
-              <w14:ligatures w14:val="none"/>
-            </w:rPr>
-          </w:rPrChange>
-        </w:rPr>
-        <w:t xml:space="preserve">he </w:t>
-      </w:r>
-      <w:r>
-        <w:rPr>
-          <w:rFonts w:ascii="Arial" w:eastAsia="Times New Roman" w:hAnsi="Arial" w:cs="Arial"/>
-          <w:kern w:val="0"/>
-          <w:sz w:val="20"/>
-          <w:szCs w:val="20"/>
-          <w:highlight w:val="green"/>
-          <w14:ligatures w14:val="none"/>
-          <w:rPrChange w:id="4" w:author="Emily Boyer" w:date="2026-02-12T12:10:00Z" w16du:dateUtc="2026-02-12T17:10:00Z">
-            <w:rPr>
-              <w:rFonts w:ascii="Arial" w:eastAsia="Times New Roman" w:hAnsi="Arial" w:cs="Arial"/>
-              <w:kern w:val="0"/>
-              <w:sz w:val="20"/>
-              <w:szCs w:val="20"/>
-              <w14:ligatures w14:val="none"/>
-            </w:rPr>
-          </w:rPrChange>
-        </w:rPr>
-        <w:t>Li</w:t>
-      </w:r>
-      <w:r>
-        <w:rPr>
-          <w:rFonts w:ascii="Arial" w:eastAsia="Times New Roman" w:hAnsi="Arial" w:cs="Arial"/>
-          <w:kern w:val="0"/>
-          <w:sz w:val="20"/>
-          <w:szCs w:val="20"/>
-          <w:highlight w:val="green"/>
-          <w14:ligatures w14:val="none"/>
-          <w:rPrChange w:id="5" w:author="Emily Boyer" w:date="2026-02-12T12:10:00Z" w16du:dateUtc="2026-02-12T17:10:00Z">
-            <w:rPr>
-              <w:rFonts w:ascii="Arial" w:eastAsia="Times New Roman" w:hAnsi="Arial" w:cs="Arial"/>
-              <w:kern w:val="0"/>
-              <w:sz w:val="20"/>
-              <w:szCs w:val="20"/>
-              <w14:ligatures w14:val="none"/>
-            </w:rPr>
-          </w:rPrChange>
-        </w:rPr>
-        <w:t xml:space="preserve">ving </w:t>
-      </w:r>
-      <w:r>
         <w:rPr>
           <w:rFonts w:ascii="Arial" w:eastAsia="Times New Roman" w:hAnsi="Arial" w:cs="Arial"/>
           <w:kern w:val="0"/>
@@ -16454,8 +16264,7 @@
             </w:rPr>
           </w:rPrChange>
         </w:rPr>
-        <w:t>B</w:t>
-      </w:r>
+      </w:pPr>
       <w:r>
         <w:rPr>
           <w:rFonts w:ascii="Arial" w:eastAsia="Times New Roman" w:hAnsi="Arial" w:cs="Arial"/>
@@ -16474,13 +16283,11 @@
             </w:rPr>
           </w:rPrChange>
         </w:rPr>
-        <w:t xml:space="preserve">lack Atlas: Learning Geospatial Ethics from the African American Freedom Struggle’, </w:t>
+        <w:t xml:space="preserve">Alderman, D.H. and Inwood, J. (2024) ‘On </w:t>
       </w:r>
       <w:r>
         <w:rPr>
           <w:rFonts w:ascii="Arial" w:eastAsia="Times New Roman" w:hAnsi="Arial" w:cs="Arial"/>
-          <w:i/>
-          <w:iCs/>
           <w:kern w:val="0"/>
           <w:sz w:val="20"/>
           <w:szCs w:val="20"/>
@@ -16489,8 +16296,6 @@
           <w:rPrChange w:id="8" w:author="Emily Boyer" w:date="2026-02-12T12:10:00Z" w16du:dateUtc="2026-02-12T17:10:00Z">
             <w:rPr>
               <w:rFonts w:ascii="Arial" w:eastAsia="Times New Roman" w:hAnsi="Arial" w:cs="Arial"/>
-              <w:i/>
-              <w:iCs/>
               <w:kern w:val="0"/>
               <w:sz w:val="20"/>
               <w:szCs w:val="20"/>
@@ -16498,7 +16303,7 @@
             </w:rPr>
           </w:rPrChange>
         </w:rPr>
-        <w:t>Cartographic journal</w:t>
+        <w:t>t</w:t>
       </w:r>
       <w:r>
         <w:rPr>
@@ -16518,42 +16323,28 @@
             </w:rPr>
           </w:rPrChange>
         </w:rPr>
-        <w:t xml:space="preserve">, 61(4), pp. 1–9. </w:t>
-      </w:r>
-    </w:p>
-    <w:p>
-      <w:pPr>
-        <w:pStyle w:val="ListParagraph"/>
+        <w:t xml:space="preserve">he </w:t>
+      </w:r>
+      <w:r>
         <w:rPr>
           <w:rFonts w:ascii="Arial" w:eastAsia="Times New Roman" w:hAnsi="Arial" w:cs="Arial"/>
           <w:kern w:val="0"/>
           <w:sz w:val="20"/>
           <w:szCs w:val="20"/>
-          <w14:ligatures w14:val="none"/>
-        </w:rPr>
-      </w:pPr>
-    </w:p>
-    <w:p>
-      <w:pPr>
-        <w:pStyle w:val="ListParagraph"/>
-        <w:numPr>
-          <w:ilvl w:val="0"/>
-          <w:numId w:val="2"/>
-        </w:numPr>
-        <w:rPr>
-          <w:rFonts w:ascii="Arial" w:eastAsia="Times New Roman" w:hAnsi="Arial" w:cs="Arial"/>
-          <w:kern w:val="0"/>
           <w:highlight w:val="green"/>
           <w14:ligatures w14:val="none"/>
           <w:rPrChange w:id="10" w:author="Emily Boyer" w:date="2026-02-12T12:10:00Z" w16du:dateUtc="2026-02-12T17:10:00Z">
             <w:rPr>
               <w:rFonts w:ascii="Arial" w:eastAsia="Times New Roman" w:hAnsi="Arial" w:cs="Arial"/>
               <w:kern w:val="0"/>
+              <w:sz w:val="20"/>
+              <w:szCs w:val="20"/>
               <w14:ligatures w14:val="none"/>
             </w:rPr>
           </w:rPrChange>
         </w:rPr>
-      </w:pPr>
+        <w:t>Li</w:t>
+      </w:r>
       <w:r>
         <w:rPr>
           <w:rFonts w:ascii="Arial" w:eastAsia="Times New Roman" w:hAnsi="Arial" w:cs="Arial"/>
@@ -16572,13 +16363,11 @@
             </w:rPr>
           </w:rPrChange>
         </w:rPr>
-        <w:t xml:space="preserve">Baker, H.A., Alexander, E. and Redmond, P. (1991) </w:t>
+        <w:t xml:space="preserve">ving </w:t>
       </w:r>
       <w:r>
         <w:rPr>
           <w:rFonts w:ascii="Arial" w:eastAsia="Times New Roman" w:hAnsi="Arial" w:cs="Arial"/>
-          <w:i/>
-          <w:iCs/>
           <w:kern w:val="0"/>
           <w:sz w:val="20"/>
           <w:szCs w:val="20"/>
@@ -16587,8 +16376,6 @@
           <w:rPrChange w:id="12" w:author="Emily Boyer" w:date="2026-02-12T12:10:00Z" w16du:dateUtc="2026-02-12T17:10:00Z">
             <w:rPr>
               <w:rFonts w:ascii="Arial" w:eastAsia="Times New Roman" w:hAnsi="Arial" w:cs="Arial"/>
-              <w:i/>
-              <w:iCs/>
               <w:kern w:val="0"/>
               <w:sz w:val="20"/>
               <w:szCs w:val="20"/>
@@ -16596,13 +16383,11 @@
             </w:rPr>
           </w:rPrChange>
         </w:rPr>
-        <w:t xml:space="preserve">Workings of the </w:t>
+        <w:t>B</w:t>
       </w:r>
       <w:r>
         <w:rPr>
           <w:rFonts w:ascii="Arial" w:eastAsia="Times New Roman" w:hAnsi="Arial" w:cs="Arial"/>
-          <w:i/>
-          <w:iCs/>
           <w:kern w:val="0"/>
           <w:sz w:val="20"/>
           <w:szCs w:val="20"/>
@@ -16611,8 +16396,6 @@
           <w:rPrChange w:id="13" w:author="Emily Boyer" w:date="2026-02-12T12:10:00Z" w16du:dateUtc="2026-02-12T17:10:00Z">
             <w:rPr>
               <w:rFonts w:ascii="Arial" w:eastAsia="Times New Roman" w:hAnsi="Arial" w:cs="Arial"/>
-              <w:i/>
-              <w:iCs/>
               <w:kern w:val="0"/>
               <w:sz w:val="20"/>
               <w:szCs w:val="20"/>
@@ -16620,7 +16403,7 @@
             </w:rPr>
           </w:rPrChange>
         </w:rPr>
-        <w:t>S</w:t>
+        <w:t xml:space="preserve">lack Atlas: Learning Geospatial Ethics from the African American Freedom Struggle’, </w:t>
       </w:r>
       <w:r>
         <w:rPr>
@@ -16644,14 +16427,11 @@
             </w:rPr>
           </w:rPrChange>
         </w:rPr>
-        <w:t xml:space="preserve">pirit: </w:t>
-      </w:r>
-      <w:proofErr w:type="gramStart"/>
+        <w:t>Cartographic journal</w:t>
+      </w:r>
       <w:r>
         <w:rPr>
           <w:rFonts w:ascii="Arial" w:eastAsia="Times New Roman" w:hAnsi="Arial" w:cs="Arial"/>
-          <w:i/>
-          <w:iCs/>
           <w:kern w:val="0"/>
           <w:sz w:val="20"/>
           <w:szCs w:val="20"/>
@@ -16660,8 +16440,6 @@
           <w:rPrChange w:id="15" w:author="Emily Boyer" w:date="2026-02-12T12:10:00Z" w16du:dateUtc="2026-02-12T17:10:00Z">
             <w:rPr>
               <w:rFonts w:ascii="Arial" w:eastAsia="Times New Roman" w:hAnsi="Arial" w:cs="Arial"/>
-              <w:i/>
-              <w:iCs/>
               <w:kern w:val="0"/>
               <w:sz w:val="20"/>
               <w:szCs w:val="20"/>
@@ -16669,24 +16447,53 @@
             </w:rPr>
           </w:rPrChange>
         </w:rPr>
-        <w:t>the</w:t>
-      </w:r>
-      <w:proofErr w:type="gramEnd"/>
-      <w:r>
+        <w:t xml:space="preserve">, 61(4), pp. 1–9. </w:t>
+      </w:r>
+    </w:p>
+    <w:p>
+      <w:pPr>
+        <w:pStyle w:val="ListParagraph"/>
         <w:rPr>
           <w:rFonts w:ascii="Arial" w:eastAsia="Times New Roman" w:hAnsi="Arial" w:cs="Arial"/>
-          <w:i/>
-          <w:iCs/>
           <w:kern w:val="0"/>
           <w:sz w:val="20"/>
           <w:szCs w:val="20"/>
+          <w14:ligatures w14:val="none"/>
+        </w:rPr>
+      </w:pPr>
+    </w:p>
+    <w:p>
+      <w:pPr>
+        <w:pStyle w:val="ListParagraph"/>
+        <w:numPr>
+          <w:ilvl w:val="0"/>
+          <w:numId w:val="2"/>
+        </w:numPr>
+        <w:rPr>
+          <w:rFonts w:ascii="Arial" w:eastAsia="Times New Roman" w:hAnsi="Arial" w:cs="Arial"/>
+          <w:kern w:val="0"/>
           <w:highlight w:val="green"/>
           <w14:ligatures w14:val="none"/>
           <w:rPrChange w:id="16" w:author="Emily Boyer" w:date="2026-02-12T12:10:00Z" w16du:dateUtc="2026-02-12T17:10:00Z">
             <w:rPr>
               <w:rFonts w:ascii="Arial" w:eastAsia="Times New Roman" w:hAnsi="Arial" w:cs="Arial"/>
-              <w:i/>
-              <w:iCs/>
+              <w:kern w:val="0"/>
+              <w14:ligatures w14:val="none"/>
+            </w:rPr>
+          </w:rPrChange>
+        </w:rPr>
+      </w:pPr>
+      <w:r>
+        <w:rPr>
+          <w:rFonts w:ascii="Arial" w:eastAsia="Times New Roman" w:hAnsi="Arial" w:cs="Arial"/>
+          <w:kern w:val="0"/>
+          <w:sz w:val="20"/>
+          <w:szCs w:val="20"/>
+          <w:highlight w:val="green"/>
+          <w14:ligatures w14:val="none"/>
+          <w:rPrChange w:id="17" w:author="Emily Boyer" w:date="2026-02-12T12:10:00Z" w16du:dateUtc="2026-02-12T17:10:00Z">
+            <w:rPr>
+              <w:rFonts w:ascii="Arial" w:eastAsia="Times New Roman" w:hAnsi="Arial" w:cs="Arial"/>
               <w:kern w:val="0"/>
               <w:sz w:val="20"/>
               <w:szCs w:val="20"/>
@@ -16694,31 +16501,7 @@
             </w:rPr>
           </w:rPrChange>
         </w:rPr>
-        <w:t xml:space="preserve"> </w:t>
-      </w:r>
-      <w:r>
-        <w:rPr>
-          <w:rFonts w:ascii="Arial" w:eastAsia="Times New Roman" w:hAnsi="Arial" w:cs="Arial"/>
-          <w:i/>
-          <w:iCs/>
-          <w:kern w:val="0"/>
-          <w:sz w:val="20"/>
-          <w:szCs w:val="20"/>
-          <w:highlight w:val="green"/>
-          <w14:ligatures w14:val="none"/>
-          <w:rPrChange w:id="17" w:author="Emily Boyer" w:date="2026-02-12T12:10:00Z" w16du:dateUtc="2026-02-12T17:10:00Z">
-            <w:rPr>
-              <w:rFonts w:ascii="Arial" w:eastAsia="Times New Roman" w:hAnsi="Arial" w:cs="Arial"/>
-              <w:i/>
-              <w:iCs/>
-              <w:kern w:val="0"/>
-              <w:sz w:val="20"/>
-              <w:szCs w:val="20"/>
-              <w14:ligatures w14:val="none"/>
-            </w:rPr>
-          </w:rPrChange>
-        </w:rPr>
-        <w:t>P</w:t>
+        <w:t xml:space="preserve">Baker, H.A., Alexander, E. and Redmond, P. (1991) </w:t>
       </w:r>
       <w:r>
         <w:rPr>
@@ -16742,7 +16525,7 @@
             </w:rPr>
           </w:rPrChange>
         </w:rPr>
-        <w:t xml:space="preserve">oetics of Afro-American </w:t>
+        <w:t xml:space="preserve">Workings of the </w:t>
       </w:r>
       <w:r>
         <w:rPr>
@@ -16766,7 +16549,7 @@
             </w:rPr>
           </w:rPrChange>
         </w:rPr>
-        <w:t>W</w:t>
+        <w:t>S</w:t>
       </w:r>
       <w:r>
         <w:rPr>
@@ -16790,7 +16573,7 @@
             </w:rPr>
           </w:rPrChange>
         </w:rPr>
-        <w:t xml:space="preserve">omen's </w:t>
+        <w:t xml:space="preserve">pirit: </w:t>
       </w:r>
       <w:r>
         <w:rPr>
@@ -16814,7 +16597,7 @@
             </w:rPr>
           </w:rPrChange>
         </w:rPr>
-        <w:t>W</w:t>
+        <w:t xml:space="preserve">the </w:t>
       </w:r>
       <w:r>
         <w:rPr>
@@ -16838,17 +16621,137 @@
             </w:rPr>
           </w:rPrChange>
         </w:rPr>
-        <w:t>riting</w:t>
+        <w:t>P</w:t>
       </w:r>
       <w:r>
         <w:rPr>
           <w:rFonts w:ascii="Arial" w:eastAsia="Times New Roman" w:hAnsi="Arial" w:cs="Arial"/>
+          <w:i/>
+          <w:iCs/>
           <w:kern w:val="0"/>
           <w:sz w:val="20"/>
           <w:szCs w:val="20"/>
           <w:highlight w:val="green"/>
           <w14:ligatures w14:val="none"/>
           <w:rPrChange w:id="23" w:author="Emily Boyer" w:date="2026-02-12T12:10:00Z" w16du:dateUtc="2026-02-12T17:10:00Z">
+            <w:rPr>
+              <w:rFonts w:ascii="Arial" w:eastAsia="Times New Roman" w:hAnsi="Arial" w:cs="Arial"/>
+              <w:i/>
+              <w:iCs/>
+              <w:kern w:val="0"/>
+              <w:sz w:val="20"/>
+              <w:szCs w:val="20"/>
+              <w14:ligatures w14:val="none"/>
+            </w:rPr>
+          </w:rPrChange>
+        </w:rPr>
+        <w:t xml:space="preserve">oetics of Afro-American </w:t>
+      </w:r>
+      <w:r>
+        <w:rPr>
+          <w:rFonts w:ascii="Arial" w:eastAsia="Times New Roman" w:hAnsi="Arial" w:cs="Arial"/>
+          <w:i/>
+          <w:iCs/>
+          <w:kern w:val="0"/>
+          <w:sz w:val="20"/>
+          <w:szCs w:val="20"/>
+          <w:highlight w:val="green"/>
+          <w14:ligatures w14:val="none"/>
+          <w:rPrChange w:id="24" w:author="Emily Boyer" w:date="2026-02-12T12:10:00Z" w16du:dateUtc="2026-02-12T17:10:00Z">
+            <w:rPr>
+              <w:rFonts w:ascii="Arial" w:eastAsia="Times New Roman" w:hAnsi="Arial" w:cs="Arial"/>
+              <w:i/>
+              <w:iCs/>
+              <w:kern w:val="0"/>
+              <w:sz w:val="20"/>
+              <w:szCs w:val="20"/>
+              <w14:ligatures w14:val="none"/>
+            </w:rPr>
+          </w:rPrChange>
+        </w:rPr>
+        <w:t>W</w:t>
+      </w:r>
+      <w:r>
+        <w:rPr>
+          <w:rFonts w:ascii="Arial" w:eastAsia="Times New Roman" w:hAnsi="Arial" w:cs="Arial"/>
+          <w:i/>
+          <w:iCs/>
+          <w:kern w:val="0"/>
+          <w:sz w:val="20"/>
+          <w:szCs w:val="20"/>
+          <w:highlight w:val="green"/>
+          <w14:ligatures w14:val="none"/>
+          <w:rPrChange w:id="25" w:author="Emily Boyer" w:date="2026-02-12T12:10:00Z" w16du:dateUtc="2026-02-12T17:10:00Z">
+            <w:rPr>
+              <w:rFonts w:ascii="Arial" w:eastAsia="Times New Roman" w:hAnsi="Arial" w:cs="Arial"/>
+              <w:i/>
+              <w:iCs/>
+              <w:kern w:val="0"/>
+              <w:sz w:val="20"/>
+              <w:szCs w:val="20"/>
+              <w14:ligatures w14:val="none"/>
+            </w:rPr>
+          </w:rPrChange>
+        </w:rPr>
+        <w:t xml:space="preserve">omen's </w:t>
+      </w:r>
+      <w:r>
+        <w:rPr>
+          <w:rFonts w:ascii="Arial" w:eastAsia="Times New Roman" w:hAnsi="Arial" w:cs="Arial"/>
+          <w:i/>
+          <w:iCs/>
+          <w:kern w:val="0"/>
+          <w:sz w:val="20"/>
+          <w:szCs w:val="20"/>
+          <w:highlight w:val="green"/>
+          <w14:ligatures w14:val="none"/>
+          <w:rPrChange w:id="26" w:author="Emily Boyer" w:date="2026-02-12T12:10:00Z" w16du:dateUtc="2026-02-12T17:10:00Z">
+            <w:rPr>
+              <w:rFonts w:ascii="Arial" w:eastAsia="Times New Roman" w:hAnsi="Arial" w:cs="Arial"/>
+              <w:i/>
+              <w:iCs/>
+              <w:kern w:val="0"/>
+              <w:sz w:val="20"/>
+              <w:szCs w:val="20"/>
+              <w14:ligatures w14:val="none"/>
+            </w:rPr>
+          </w:rPrChange>
+        </w:rPr>
+        <w:t>W</w:t>
+      </w:r>
+      <w:r>
+        <w:rPr>
+          <w:rFonts w:ascii="Arial" w:eastAsia="Times New Roman" w:hAnsi="Arial" w:cs="Arial"/>
+          <w:i/>
+          <w:iCs/>
+          <w:kern w:val="0"/>
+          <w:sz w:val="20"/>
+          <w:szCs w:val="20"/>
+          <w:highlight w:val="green"/>
+          <w14:ligatures w14:val="none"/>
+          <w:rPrChange w:id="27" w:author="Emily Boyer" w:date="2026-02-12T12:10:00Z" w16du:dateUtc="2026-02-12T17:10:00Z">
+            <w:rPr>
+              <w:rFonts w:ascii="Arial" w:eastAsia="Times New Roman" w:hAnsi="Arial" w:cs="Arial"/>
+              <w:i/>
+              <w:iCs/>
+              <w:kern w:val="0"/>
+              <w:sz w:val="20"/>
+              <w:szCs w:val="20"/>
+              <w14:ligatures w14:val="none"/>
+            </w:rPr>
+          </w:rPrChange>
+        </w:rPr>
+        <w:t>riting</w:t>
+      </w:r>
+      <w:r>
+        <w:rPr>
+          <w:rFonts w:ascii="Arial" w:eastAsia="Times New Roman" w:hAnsi="Arial" w:cs="Arial"/>
+          <w:kern w:val="0"/>
+          <w:sz w:val="20"/>
+          <w:szCs w:val="20"/>
+          <w:highlight w:val="green"/>
+          <w14:ligatures w14:val="none"/>
+          <w:rPrChange w:id="28" w:author="Emily Boyer" w:date="2026-02-12T12:10:00Z" w16du:dateUtc="2026-02-12T17:10:00Z">
             <w:rPr>
               <w:rFonts w:ascii="Arial" w:eastAsia="Times New Roman" w:hAnsi="Arial" w:cs="Arial"/>
               <w:kern w:val="0"/>
@@ -16866,7 +16769,7 @@
           <w:sz w:val="20"/>
           <w:szCs w:val="20"/>
           <w:highlight w:val="green"/>
-          <w:rPrChange w:id="24" w:author="Emily Boyer" w:date="2026-02-12T12:10:00Z" w16du:dateUtc="2026-02-12T17:10:00Z">
+          <w:rPrChange w:id="29" w:author="Emily Boyer" w:date="2026-02-12T12:10:00Z" w16du:dateUtc="2026-02-12T17:10:00Z">
             <w:rPr>
               <w:rFonts w:ascii="Arial" w:hAnsi="Arial" w:cs="Arial"/>
               <w:sz w:val="20"/>
@@ -16896,7 +16799,7 @@
         <w:rPr>
           <w:rFonts w:ascii="Arial" w:hAnsi="Arial" w:cs="Arial"/>
           <w:highlight w:val="green"/>
-          <w:rPrChange w:id="25" w:author="Emily Boyer" w:date="2026-02-12T12:11:00Z" w16du:dateUtc="2026-02-12T17:11:00Z">
+          <w:rPrChange w:id="30" w:author="Emily Boyer" w:date="2026-02-12T12:11:00Z" w16du:dateUtc="2026-02-12T17:11:00Z">
             <w:rPr>
               <w:rFonts w:ascii="Arial" w:hAnsi="Arial" w:cs="Arial"/>
             </w:rPr>
@@ -16907,7 +16810,7 @@
         <w:rPr>
           <w:rFonts w:ascii="Arial" w:hAnsi="Arial" w:cs="Arial"/>
           <w:highlight w:val="green"/>
-          <w:rPrChange w:id="26" w:author="Emily Boyer" w:date="2026-02-12T12:11:00Z" w16du:dateUtc="2026-02-12T17:11:00Z">
+          <w:rPrChange w:id="31" w:author="Emily Boyer" w:date="2026-02-12T12:11:00Z" w16du:dateUtc="2026-02-12T17:11:00Z">
             <w:rPr>
               <w:rFonts w:ascii="Arial" w:hAnsi="Arial" w:cs="Arial"/>
             </w:rPr>
@@ -16915,14 +16818,13 @@
         </w:rPr>
         <w:t>Boulton, A. (2010). ‘Just Maps: Google’s Democratic Map-Making Community?’, </w:t>
       </w:r>
-      <w:proofErr w:type="spellStart"/>
       <w:r>
         <w:rPr>
           <w:rFonts w:ascii="Arial" w:hAnsi="Arial" w:cs="Arial"/>
           <w:i/>
           <w:iCs/>
           <w:highlight w:val="green"/>
-          <w:rPrChange w:id="27" w:author="Emily Boyer" w:date="2026-02-12T12:11:00Z" w16du:dateUtc="2026-02-12T17:11:00Z">
+          <w:rPrChange w:id="32" w:author="Emily Boyer" w:date="2026-02-12T12:11:00Z" w16du:dateUtc="2026-02-12T17:11:00Z">
             <w:rPr>
               <w:rFonts w:ascii="Arial" w:hAnsi="Arial" w:cs="Arial"/>
               <w:i/>
@@ -16930,48 +16832,13 @@
             </w:rPr>
           </w:rPrChange>
         </w:rPr>
-        <w:t>Cartographica</w:t>
-      </w:r>
-      <w:proofErr w:type="spellEnd"/>
-      <w:r>
-        <w:rPr>
-          <w:rFonts w:ascii="Arial" w:hAnsi="Arial" w:cs="Arial"/>
-          <w:i/>
-          <w:iCs/>
+        <w:t>Cartographica: The International Journal for Geographic Information and Geovisualization</w:t>
+      </w:r>
+      <w:r>
+        <w:rPr>
+          <w:rFonts w:ascii="Arial" w:hAnsi="Arial" w:cs="Arial"/>
           <w:highlight w:val="green"/>
-          <w:rPrChange w:id="28" w:author="Emily Boyer" w:date="2026-02-12T12:11:00Z" w16du:dateUtc="2026-02-12T17:11:00Z">
-            <w:rPr>
-              <w:rFonts w:ascii="Arial" w:hAnsi="Arial" w:cs="Arial"/>
-              <w:i/>
-              <w:iCs/>
-            </w:rPr>
-          </w:rPrChange>
-        </w:rPr>
-        <w:t xml:space="preserve">: The International Journal for Geographic Information and </w:t>
-      </w:r>
-      <w:proofErr w:type="spellStart"/>
-      <w:r>
-        <w:rPr>
-          <w:rFonts w:ascii="Arial" w:hAnsi="Arial" w:cs="Arial"/>
-          <w:i/>
-          <w:iCs/>
-          <w:highlight w:val="green"/>
-          <w:rPrChange w:id="29" w:author="Emily Boyer" w:date="2026-02-12T12:11:00Z" w16du:dateUtc="2026-02-12T17:11:00Z">
-            <w:rPr>
-              <w:rFonts w:ascii="Arial" w:hAnsi="Arial" w:cs="Arial"/>
-              <w:i/>
-              <w:iCs/>
-            </w:rPr>
-          </w:rPrChange>
-        </w:rPr>
-        <w:t>Geovisualization</w:t>
-      </w:r>
-      <w:proofErr w:type="spellEnd"/>
-      <w:r>
-        <w:rPr>
-          <w:rFonts w:ascii="Arial" w:hAnsi="Arial" w:cs="Arial"/>
-          <w:highlight w:val="green"/>
-          <w:rPrChange w:id="30" w:author="Emily Boyer" w:date="2026-02-12T12:11:00Z" w16du:dateUtc="2026-02-12T17:11:00Z">
+          <w:rPrChange w:id="33" w:author="Emily Boyer" w:date="2026-02-12T12:11:00Z" w16du:dateUtc="2026-02-12T17:11:00Z">
             <w:rPr>
               <w:rFonts w:ascii="Arial" w:hAnsi="Arial" w:cs="Arial"/>
             </w:rPr>
@@ -16982,56 +16849,28 @@
       <w:r>
         <w:rPr>
           <w:highlight w:val="green"/>
-          <w:rPrChange w:id="31" w:author="Emily Boyer" w:date="2026-02-12T12:11:00Z" w16du:dateUtc="2026-02-12T17:11:00Z">
-            <w:rPr/>
-          </w:rPrChange>
-        </w:rPr>
-        <w:fldChar w:fldCharType="begin"/>
-      </w:r>
-      <w:r>
-        <w:rPr>
-          <w:highlight w:val="green"/>
-          <w:rPrChange w:id="32" w:author="Emily Boyer" w:date="2026-02-12T12:11:00Z" w16du:dateUtc="2026-02-12T17:11:00Z">
-            <w:rPr/>
-          </w:rPrChange>
-        </w:rPr>
-        <w:instrText>HYPERLINK "https://doi.org/10.3138/carto.45.1.1"</w:instrText>
-      </w:r>
-      <w:r>
-        <w:rPr>
-          <w:highlight w:val="green"/>
-          <w:rPrChange w:id="33" w:author="Emily Boyer" w:date="2026-02-12T12:11:00Z" w16du:dateUtc="2026-02-12T17:11:00Z">
-            <w:rPr/>
-          </w:rPrChange>
-        </w:rPr>
-      </w:r>
-      <w:r>
-        <w:rPr>
-          <w:highlight w:val="green"/>
           <w:rPrChange w:id="34" w:author="Emily Boyer" w:date="2026-02-12T12:11:00Z" w16du:dateUtc="2026-02-12T17:11:00Z">
             <w:rPr/>
           </w:rPrChange>
         </w:rPr>
-        <w:fldChar w:fldCharType="separate"/>
-      </w:r>
-      <w:r>
-        <w:rPr>
-          <w:rStyle w:val="Hyperlink"/>
-          <w:rFonts w:ascii="Arial" w:hAnsi="Arial" w:cs="Arial"/>
+        <w:fldChar w:fldCharType="begin"/>
+      </w:r>
+      <w:r>
+        <w:rPr>
           <w:highlight w:val="green"/>
           <w:rPrChange w:id="35" w:author="Emily Boyer" w:date="2026-02-12T12:11:00Z" w16du:dateUtc="2026-02-12T17:11:00Z">
-            <w:rPr>
-              <w:rStyle w:val="Hyperlink"/>
-              <w:rFonts w:ascii="Arial" w:hAnsi="Arial" w:cs="Arial"/>
-            </w:rPr>
+            <w:rPr/>
           </w:rPrChange>
         </w:rPr>
-        <w:t>https://doi.org/10.3138/carto.45.1.1</w:t>
-      </w:r>
-      <w:r>
-        <w:rPr>
-          <w:rStyle w:val="Hyperlink"/>
-          <w:rFonts w:ascii="Arial" w:hAnsi="Arial" w:cs="Arial"/>
+        <w:instrText>HYPERLINK "https://doi.org/10.3138/carto.45.1.1"</w:instrText>
+      </w:r>
+      <w:r>
+        <w:rPr>
+          <w:highlight w:val="green"/>
+        </w:rPr>
+      </w:r>
+      <w:r>
+        <w:rPr>
           <w:highlight w:val="green"/>
           <w:rPrChange w:id="36" w:author="Emily Boyer" w:date="2026-02-12T12:11:00Z" w16du:dateUtc="2026-02-12T17:11:00Z">
             <w:rPr>
@@ -17040,13 +16879,41 @@
             </w:rPr>
           </w:rPrChange>
         </w:rPr>
-        <w:fldChar w:fldCharType="end"/>
-      </w:r>
-      <w:r>
-        <w:rPr>
+        <w:fldChar w:fldCharType="separate"/>
+      </w:r>
+      <w:r>
+        <w:rPr>
+          <w:rStyle w:val="Hyperlink"/>
           <w:rFonts w:ascii="Arial" w:hAnsi="Arial" w:cs="Arial"/>
           <w:highlight w:val="green"/>
           <w:rPrChange w:id="37" w:author="Emily Boyer" w:date="2026-02-12T12:11:00Z" w16du:dateUtc="2026-02-12T17:11:00Z">
+            <w:rPr>
+              <w:rStyle w:val="Hyperlink"/>
+              <w:rFonts w:ascii="Arial" w:hAnsi="Arial" w:cs="Arial"/>
+            </w:rPr>
+          </w:rPrChange>
+        </w:rPr>
+        <w:t>https://doi.org/10.3138/carto.45.1.1</w:t>
+      </w:r>
+      <w:r>
+        <w:rPr>
+          <w:rStyle w:val="Hyperlink"/>
+          <w:rFonts w:ascii="Arial" w:hAnsi="Arial" w:cs="Arial"/>
+          <w:highlight w:val="green"/>
+          <w:rPrChange w:id="38" w:author="Emily Boyer" w:date="2026-02-12T12:11:00Z" w16du:dateUtc="2026-02-12T17:11:00Z">
+            <w:rPr>
+              <w:rStyle w:val="Hyperlink"/>
+              <w:rFonts w:ascii="Arial" w:hAnsi="Arial" w:cs="Arial"/>
+            </w:rPr>
+          </w:rPrChange>
+        </w:rPr>
+        <w:fldChar w:fldCharType="end"/>
+      </w:r>
+      <w:r>
+        <w:rPr>
+          <w:rFonts w:ascii="Arial" w:hAnsi="Arial" w:cs="Arial"/>
+          <w:highlight w:val="green"/>
+          <w:rPrChange w:id="39" w:author="Emily Boyer" w:date="2026-02-12T12:11:00Z" w16du:dateUtc="2026-02-12T17:11:00Z">
             <w:rPr>
               <w:rFonts w:ascii="Arial" w:hAnsi="Arial" w:cs="Arial"/>
             </w:rPr>
@@ -17071,31 +16938,6 @@
           <w:ilvl w:val="0"/>
           <w:numId w:val="2"/>
         </w:numPr>
-        <w:rPr>
-          <w:rFonts w:ascii="Arial" w:hAnsi="Arial" w:cs="Arial"/>
-          <w:highlight w:val="green"/>
-          <w:rPrChange w:id="38" w:author="Emily Boyer" w:date="2026-02-13T13:13:00Z" w16du:dateUtc="2026-02-13T18:13:00Z">
-            <w:rPr>
-              <w:rFonts w:ascii="Arial" w:hAnsi="Arial" w:cs="Arial"/>
-            </w:rPr>
-          </w:rPrChange>
-        </w:rPr>
-      </w:pPr>
-      <w:proofErr w:type="spellStart"/>
-      <w:r>
-        <w:rPr>
-          <w:rFonts w:ascii="Arial" w:hAnsi="Arial" w:cs="Arial"/>
-          <w:highlight w:val="green"/>
-          <w:rPrChange w:id="39" w:author="Emily Boyer" w:date="2026-02-13T13:13:00Z" w16du:dateUtc="2026-02-13T18:13:00Z">
-            <w:rPr>
-              <w:rFonts w:ascii="Arial" w:hAnsi="Arial" w:cs="Arial"/>
-            </w:rPr>
-          </w:rPrChange>
-        </w:rPr>
-        <w:t>Boyde</w:t>
-      </w:r>
-      <w:proofErr w:type="spellEnd"/>
-      <w:r>
         <w:rPr>
           <w:rFonts w:ascii="Arial" w:hAnsi="Arial" w:cs="Arial"/>
           <w:highlight w:val="green"/>
@@ -17105,23 +16947,18 @@
             </w:rPr>
           </w:rPrChange>
         </w:rPr>
-        <w:t>, N.P. (2016). </w:t>
-      </w:r>
-      <w:r>
-        <w:rPr>
-          <w:rFonts w:ascii="Arial" w:hAnsi="Arial" w:cs="Arial"/>
-          <w:i/>
-          <w:iCs/>
+      </w:pPr>
+      <w:r>
+        <w:rPr>
+          <w:rFonts w:ascii="Arial" w:hAnsi="Arial" w:cs="Arial"/>
           <w:highlight w:val="green"/>
           <w:rPrChange w:id="41" w:author="Emily Boyer" w:date="2026-02-13T13:13:00Z" w16du:dateUtc="2026-02-13T18:13:00Z">
             <w:rPr>
               <w:rFonts w:ascii="Arial" w:hAnsi="Arial" w:cs="Arial"/>
-              <w:i/>
-              <w:iCs/>
             </w:rPr>
           </w:rPrChange>
         </w:rPr>
-        <w:t xml:space="preserve">Mapping </w:t>
+        <w:t>Boyde, N.P. (2016). </w:t>
       </w:r>
       <w:r>
         <w:rPr>
@@ -17137,7 +16974,7 @@
             </w:rPr>
           </w:rPrChange>
         </w:rPr>
-        <w:t>U</w:t>
+        <w:t xml:space="preserve">Mapping </w:t>
       </w:r>
       <w:r>
         <w:rPr>
@@ -17153,7 +16990,7 @@
             </w:rPr>
           </w:rPrChange>
         </w:rPr>
-        <w:t xml:space="preserve">pward </w:t>
+        <w:t>U</w:t>
       </w:r>
       <w:r>
         <w:rPr>
@@ -17169,9 +17006,8 @@
             </w:rPr>
           </w:rPrChange>
         </w:rPr>
-        <w:t>&lt;</w:t>
-      </w:r>
-      <w:proofErr w:type="spellStart"/>
+        <w:t xml:space="preserve">pward </w:t>
+      </w:r>
       <w:r>
         <w:rPr>
           <w:rFonts w:ascii="Arial" w:hAnsi="Arial" w:cs="Arial"/>
@@ -17186,9 +17022,8 @@
             </w:rPr>
           </w:rPrChange>
         </w:rPr>
-        <w:t>obility</w:t>
-      </w:r>
-      <w:proofErr w:type="spellEnd"/>
+        <w:t>&lt;</w:t>
+      </w:r>
       <w:r>
         <w:rPr>
           <w:rFonts w:ascii="Arial" w:hAnsi="Arial" w:cs="Arial"/>
@@ -17203,7 +17038,7 @@
             </w:rPr>
           </w:rPrChange>
         </w:rPr>
-        <w:t xml:space="preserve"> for </w:t>
+        <w:t xml:space="preserve">obility for </w:t>
       </w:r>
       <w:r>
         <w:rPr>
@@ -17507,47 +17342,13 @@
             </w:rPr>
           </w:rPrChange>
         </w:rPr>
-        <w:t xml:space="preserve">Reading and Mapping Fiction: </w:t>
-      </w:r>
-      <w:proofErr w:type="spellStart"/>
-      <w:r>
-        <w:rPr>
-          <w:rFonts w:ascii="Arial" w:hAnsi="Arial" w:cs="Arial"/>
-          <w:i/>
-          <w:iCs/>
+        <w:t>Reading and Mapping Fiction: Spatialising the Literary Text</w:t>
+      </w:r>
+      <w:r>
+        <w:rPr>
+          <w:rFonts w:ascii="Arial" w:hAnsi="Arial" w:cs="Arial"/>
           <w:highlight w:val="green"/>
           <w:rPrChange w:id="67" w:author="Emily Boyer" w:date="2026-02-13T13:13:00Z" w16du:dateUtc="2026-02-13T18:13:00Z">
-            <w:rPr>
-              <w:rFonts w:ascii="Arial" w:hAnsi="Arial" w:cs="Arial"/>
-              <w:i/>
-              <w:iCs/>
-            </w:rPr>
-          </w:rPrChange>
-        </w:rPr>
-        <w:t>Spatialising</w:t>
-      </w:r>
-      <w:proofErr w:type="spellEnd"/>
-      <w:r>
-        <w:rPr>
-          <w:rFonts w:ascii="Arial" w:hAnsi="Arial" w:cs="Arial"/>
-          <w:i/>
-          <w:iCs/>
-          <w:highlight w:val="green"/>
-          <w:rPrChange w:id="68" w:author="Emily Boyer" w:date="2026-02-13T13:13:00Z" w16du:dateUtc="2026-02-13T18:13:00Z">
-            <w:rPr>
-              <w:rFonts w:ascii="Arial" w:hAnsi="Arial" w:cs="Arial"/>
-              <w:i/>
-              <w:iCs/>
-            </w:rPr>
-          </w:rPrChange>
-        </w:rPr>
-        <w:t xml:space="preserve"> the Literary Text</w:t>
-      </w:r>
-      <w:r>
-        <w:rPr>
-          <w:rFonts w:ascii="Arial" w:hAnsi="Arial" w:cs="Arial"/>
-          <w:highlight w:val="green"/>
-          <w:rPrChange w:id="69" w:author="Emily Boyer" w:date="2026-02-13T13:13:00Z" w16du:dateUtc="2026-02-13T18:13:00Z">
             <w:rPr>
               <w:rFonts w:ascii="Arial" w:hAnsi="Arial" w:cs="Arial"/>
             </w:rPr>
@@ -17615,7 +17416,6 @@
           <w:rFonts w:ascii="Arial" w:hAnsi="Arial" w:cs="Arial"/>
         </w:rPr>
       </w:pPr>
-      <w:proofErr w:type="spellStart"/>
       <w:r>
         <w:rPr>
           <w:rStyle w:val="Strong"/>
@@ -17625,19 +17425,7 @@
           <w:sz w:val="20"/>
           <w:szCs w:val="20"/>
         </w:rPr>
-        <w:t>Cammett</w:t>
-      </w:r>
-      <w:proofErr w:type="spellEnd"/>
-      <w:r>
-        <w:rPr>
-          <w:rStyle w:val="Strong"/>
-          <w:rFonts w:ascii="Arial" w:hAnsi="Arial" w:cs="Arial"/>
-          <w:b w:val="0"/>
-          <w:bCs w:val="0"/>
-          <w:sz w:val="20"/>
-          <w:szCs w:val="20"/>
-        </w:rPr>
-        <w:t>, A. (2016)</w:t>
+        <w:t>Cammett, A. (2016)</w:t>
       </w:r>
       <w:r>
         <w:rPr>
@@ -17793,19 +17581,11 @@
           <w:rFonts w:ascii="Arial" w:hAnsi="Arial" w:cs="Arial"/>
         </w:rPr>
       </w:pPr>
-      <w:proofErr w:type="spellStart"/>
-      <w:r>
-        <w:rPr>
-          <w:rFonts w:ascii="Arial" w:hAnsi="Arial" w:cs="Arial"/>
-        </w:rPr>
-        <w:t>Caquard</w:t>
-      </w:r>
-      <w:proofErr w:type="spellEnd"/>
-      <w:r>
-        <w:rPr>
-          <w:rFonts w:ascii="Arial" w:hAnsi="Arial" w:cs="Arial"/>
-        </w:rPr>
-        <w:t>, S. (2013). ‘Cartography I: Mapping Narrative Cartography’, </w:t>
+      <w:r>
+        <w:rPr>
+          <w:rFonts w:ascii="Arial" w:hAnsi="Arial" w:cs="Arial"/>
+        </w:rPr>
+        <w:t>Caquard, S. (2013). ‘Cartography I: Mapping Narrative Cartography’, </w:t>
       </w:r>
       <w:r>
         <w:rPr>
@@ -18694,7 +18474,6 @@
         </w:rPr>
         <w:t xml:space="preserve"> ‘Redlining and the </w:t>
       </w:r>
-      <w:proofErr w:type="gramStart"/>
       <w:r>
         <w:rPr>
           <w:rFonts w:ascii="Arial" w:hAnsi="Arial" w:cs="Arial"/>
@@ -18725,16 +18504,7 @@
           <w:sz w:val="20"/>
           <w:szCs w:val="20"/>
         </w:rPr>
-        <w:t>wners’</w:t>
-      </w:r>
-      <w:proofErr w:type="gramEnd"/>
-      <w:r>
-        <w:rPr>
-          <w:rFonts w:ascii="Arial" w:hAnsi="Arial" w:cs="Arial"/>
-          <w:sz w:val="20"/>
-          <w:szCs w:val="20"/>
-        </w:rPr>
-        <w:t xml:space="preserve"> </w:t>
+        <w:t xml:space="preserve">wners’ </w:t>
       </w:r>
       <w:r>
         <w:rPr>
@@ -18955,9 +18725,8 @@
           <w:sz w:val="20"/>
           <w:szCs w:val="20"/>
         </w:rPr>
-        <w:t xml:space="preserve">ender, </w:t>
-      </w:r>
-      <w:proofErr w:type="gramStart"/>
+        <w:t xml:space="preserve">ender, and </w:t>
+      </w:r>
       <w:r>
         <w:rPr>
           <w:rFonts w:ascii="Arial" w:hAnsi="Arial" w:cs="Arial"/>
@@ -18966,7 +18735,7 @@
           <w:sz w:val="20"/>
           <w:szCs w:val="20"/>
         </w:rPr>
-        <w:t xml:space="preserve">and </w:t>
+        <w:t xml:space="preserve"> C</w:t>
       </w:r>
       <w:r>
         <w:rPr>
@@ -18976,7 +18745,7 @@
           <w:sz w:val="20"/>
           <w:szCs w:val="20"/>
         </w:rPr>
-        <w:t xml:space="preserve"> C</w:t>
+        <w:t xml:space="preserve">ultural </w:t>
       </w:r>
       <w:r>
         <w:rPr>
@@ -18986,9 +18755,8 @@
           <w:sz w:val="20"/>
           <w:szCs w:val="20"/>
         </w:rPr>
-        <w:t>ultural</w:t>
-      </w:r>
-      <w:proofErr w:type="gramEnd"/>
+        <w:t>P</w:t>
+      </w:r>
       <w:r>
         <w:rPr>
           <w:rFonts w:ascii="Arial" w:hAnsi="Arial" w:cs="Arial"/>
@@ -18997,26 +18765,6 @@
           <w:sz w:val="20"/>
           <w:szCs w:val="20"/>
         </w:rPr>
-        <w:t xml:space="preserve"> </w:t>
-      </w:r>
-      <w:r>
-        <w:rPr>
-          <w:rFonts w:ascii="Arial" w:hAnsi="Arial" w:cs="Arial"/>
-          <w:i/>
-          <w:iCs/>
-          <w:sz w:val="20"/>
-          <w:szCs w:val="20"/>
-        </w:rPr>
-        <w:t>P</w:t>
-      </w:r>
-      <w:r>
-        <w:rPr>
-          <w:rFonts w:ascii="Arial" w:hAnsi="Arial" w:cs="Arial"/>
-          <w:i/>
-          <w:iCs/>
-          <w:sz w:val="20"/>
-          <w:szCs w:val="20"/>
-        </w:rPr>
         <w:t>olitics</w:t>
       </w:r>
       <w:r>
@@ -19025,43 +18773,7 @@
           <w:sz w:val="20"/>
           <w:szCs w:val="20"/>
         </w:rPr>
-        <w:t xml:space="preserve">. 2nd </w:t>
-      </w:r>
-      <w:proofErr w:type="spellStart"/>
-      <w:r>
-        <w:rPr>
-          <w:rFonts w:ascii="Arial" w:hAnsi="Arial" w:cs="Arial"/>
-          <w:sz w:val="20"/>
-          <w:szCs w:val="20"/>
-        </w:rPr>
-        <w:t>edn</w:t>
-      </w:r>
-      <w:proofErr w:type="spellEnd"/>
-      <w:r>
-        <w:rPr>
-          <w:rFonts w:ascii="Arial" w:hAnsi="Arial" w:cs="Arial"/>
-          <w:sz w:val="20"/>
-          <w:szCs w:val="20"/>
-        </w:rPr>
-        <w:t xml:space="preserve">. (Psychology Revivals). New </w:t>
-      </w:r>
-      <w:proofErr w:type="gramStart"/>
-      <w:r>
-        <w:rPr>
-          <w:rFonts w:ascii="Arial" w:hAnsi="Arial" w:cs="Arial"/>
-          <w:sz w:val="20"/>
-          <w:szCs w:val="20"/>
-        </w:rPr>
-        <w:t>York ;</w:t>
-      </w:r>
-      <w:proofErr w:type="gramEnd"/>
-      <w:r>
-        <w:rPr>
-          <w:rFonts w:ascii="Arial" w:hAnsi="Arial" w:cs="Arial"/>
-          <w:sz w:val="20"/>
-          <w:szCs w:val="20"/>
-        </w:rPr>
-        <w:t xml:space="preserve"> Abingdon, Oxon : Routledge.</w:t>
+        <w:t>. 2nd edn. (Psychology Revivals). New York ; Abingdon, Oxon : Routledge.</w:t>
       </w:r>
     </w:p>
     <w:p>
@@ -19344,25 +19056,7 @@
           <w:sz w:val="20"/>
           <w:szCs w:val="20"/>
         </w:rPr>
-        <w:t xml:space="preserve">Kelley, E. (2021) ‘"Follow the Tree Flowers": Fugitive Mapping </w:t>
-      </w:r>
-      <w:proofErr w:type="spellStart"/>
-      <w:r>
-        <w:rPr>
-          <w:rFonts w:ascii="Arial" w:hAnsi="Arial" w:cs="Arial"/>
-          <w:sz w:val="20"/>
-          <w:szCs w:val="20"/>
-        </w:rPr>
-        <w:t>inBeloved</w:t>
-      </w:r>
-      <w:proofErr w:type="spellEnd"/>
-      <w:r>
-        <w:rPr>
-          <w:rFonts w:ascii="Arial" w:hAnsi="Arial" w:cs="Arial"/>
-          <w:sz w:val="20"/>
-          <w:szCs w:val="20"/>
-        </w:rPr>
-        <w:t xml:space="preserve">’, </w:t>
+        <w:t xml:space="preserve">Kelley, E. (2021) ‘"Follow the Tree Flowers": Fugitive Mapping inBeloved’, </w:t>
       </w:r>
       <w:r>
         <w:rPr>
@@ -19408,21 +19102,7 @@
         <w:rPr>
           <w:rFonts w:ascii="Arial" w:hAnsi="Arial" w:cs="Arial"/>
         </w:rPr>
-        <w:t xml:space="preserve">Kemp, C. (2024). Interviewed by Crystal S. </w:t>
-      </w:r>
-      <w:proofErr w:type="spellStart"/>
-      <w:r>
-        <w:rPr>
-          <w:rFonts w:ascii="Arial" w:hAnsi="Arial" w:cs="Arial"/>
-        </w:rPr>
-        <w:t>Rudds</w:t>
-      </w:r>
-      <w:proofErr w:type="spellEnd"/>
-      <w:r>
-        <w:rPr>
-          <w:rFonts w:ascii="Arial" w:hAnsi="Arial" w:cs="Arial"/>
-        </w:rPr>
-        <w:t xml:space="preserve">, </w:t>
+        <w:t xml:space="preserve">Kemp, C. (2024). Interviewed by Crystal S. Rudds, </w:t>
       </w:r>
       <w:r>
         <w:rPr>
@@ -19464,21 +19144,7 @@
         <w:rPr>
           <w:rFonts w:ascii="Arial" w:hAnsi="Arial" w:cs="Arial"/>
         </w:rPr>
-        <w:t xml:space="preserve">Leavitt, J. and </w:t>
-      </w:r>
-      <w:proofErr w:type="spellStart"/>
-      <w:r>
-        <w:rPr>
-          <w:rFonts w:ascii="Arial" w:hAnsi="Arial" w:cs="Arial"/>
-        </w:rPr>
-        <w:t>Saegert</w:t>
-      </w:r>
-      <w:proofErr w:type="spellEnd"/>
-      <w:r>
-        <w:rPr>
-          <w:rFonts w:ascii="Arial" w:hAnsi="Arial" w:cs="Arial"/>
-        </w:rPr>
-        <w:t>, S. (1990). ‘From Abandonment to Hope: Community-Households in Harlem’, </w:t>
+        <w:t>Leavitt, J. and Saegert, S. (1990). ‘From Abandonment to Hope: Community-Households in Harlem’, </w:t>
       </w:r>
       <w:r>
         <w:rPr>
@@ -19603,25 +19269,7 @@
           <w:sz w:val="20"/>
           <w:szCs w:val="20"/>
         </w:rPr>
-        <w:t xml:space="preserve">. 1st </w:t>
-      </w:r>
-      <w:proofErr w:type="spellStart"/>
-      <w:r>
-        <w:rPr>
-          <w:rFonts w:ascii="Arial" w:hAnsi="Arial" w:cs="Arial"/>
-          <w:sz w:val="20"/>
-          <w:szCs w:val="20"/>
-        </w:rPr>
-        <w:t>edn</w:t>
-      </w:r>
-      <w:proofErr w:type="spellEnd"/>
-      <w:r>
-        <w:rPr>
-          <w:rFonts w:ascii="Arial" w:hAnsi="Arial" w:cs="Arial"/>
-          <w:sz w:val="20"/>
-          <w:szCs w:val="20"/>
-        </w:rPr>
-        <w:t>. Philadelphia: Temple University Press.</w:t>
+        <w:t>. 1st edn. Philadelphia: Temple University Press.</w:t>
       </w:r>
     </w:p>
     <w:p>
@@ -19648,16 +19296,8 @@
         <w:rPr>
           <w:rFonts w:ascii="Arial" w:hAnsi="Arial" w:cs="Arial"/>
         </w:rPr>
-        <w:t xml:space="preserve">McCoy, N. (2024). Interviewed by Crystal S. </w:t>
-      </w:r>
-      <w:proofErr w:type="spellStart"/>
-      <w:r>
-        <w:rPr>
-          <w:rFonts w:ascii="Arial" w:hAnsi="Arial" w:cs="Arial"/>
-        </w:rPr>
-        <w:t>Rudds</w:t>
-      </w:r>
-      <w:proofErr w:type="spellEnd"/>
+        <w:t>McCoy, N. (2024). Interviewed by Crystal S. Rudds</w:t>
+      </w:r>
       <w:r>
         <w:rPr>
           <w:rFonts w:ascii="Arial" w:hAnsi="Arial" w:cs="Arial"/>
@@ -19823,25 +19463,7 @@
           <w:sz w:val="20"/>
           <w:szCs w:val="20"/>
         </w:rPr>
-        <w:t xml:space="preserve">. 1st </w:t>
-      </w:r>
-      <w:proofErr w:type="spellStart"/>
-      <w:r>
-        <w:rPr>
-          <w:rFonts w:ascii="Arial" w:hAnsi="Arial" w:cs="Arial"/>
-          <w:sz w:val="20"/>
-          <w:szCs w:val="20"/>
-        </w:rPr>
-        <w:t>edn</w:t>
-      </w:r>
-      <w:proofErr w:type="spellEnd"/>
-      <w:r>
-        <w:rPr>
-          <w:rFonts w:ascii="Arial" w:hAnsi="Arial" w:cs="Arial"/>
-          <w:sz w:val="20"/>
-          <w:szCs w:val="20"/>
-        </w:rPr>
-        <w:t>. Minneapolis: University of Minnesota Press.</w:t>
+        <w:t>. 1st edn. Minneapolis: University of Minnesota Press.</w:t>
       </w:r>
     </w:p>
     <w:p>
@@ -20023,19 +19645,11 @@
           <w:rFonts w:ascii="Arial" w:hAnsi="Arial" w:cs="Arial"/>
         </w:rPr>
       </w:pPr>
-      <w:proofErr w:type="spellStart"/>
-      <w:r>
-        <w:rPr>
-          <w:rFonts w:ascii="Arial" w:hAnsi="Arial" w:cs="Arial"/>
-        </w:rPr>
-        <w:t>O’Looney</w:t>
-      </w:r>
-      <w:proofErr w:type="spellEnd"/>
-      <w:r>
-        <w:rPr>
-          <w:rFonts w:ascii="Arial" w:hAnsi="Arial" w:cs="Arial"/>
-        </w:rPr>
-        <w:t xml:space="preserve">, J. (1998). ‘Mapping </w:t>
+      <w:r>
+        <w:rPr>
+          <w:rFonts w:ascii="Arial" w:hAnsi="Arial" w:cs="Arial"/>
+        </w:rPr>
+        <w:t xml:space="preserve">O’Looney, J. (1998). ‘Mapping </w:t>
       </w:r>
       <w:r>
         <w:rPr>
@@ -20173,41 +19787,13 @@
           <w:szCs w:val="20"/>
         </w:rPr>
       </w:pPr>
-      <w:proofErr w:type="spellStart"/>
-      <w:r>
-        <w:rPr>
-          <w:rFonts w:ascii="Arial" w:hAnsi="Arial" w:cs="Arial"/>
-          <w:sz w:val="20"/>
-          <w:szCs w:val="20"/>
-        </w:rPr>
-        <w:t>Parsard</w:t>
-      </w:r>
-      <w:proofErr w:type="spellEnd"/>
-      <w:r>
-        <w:rPr>
-          <w:rFonts w:ascii="Arial" w:hAnsi="Arial" w:cs="Arial"/>
-          <w:sz w:val="20"/>
-          <w:szCs w:val="20"/>
-        </w:rPr>
-        <w:t xml:space="preserve">, K.C. (2023) ‘Siphon, or What Was the Plot? Revisiting Sylvia Wynter's ''Novel and History, Plot and </w:t>
-      </w:r>
-      <w:proofErr w:type="spellStart"/>
-      <w:r>
-        <w:rPr>
-          <w:rFonts w:ascii="Arial" w:hAnsi="Arial" w:cs="Arial"/>
-          <w:sz w:val="20"/>
-          <w:szCs w:val="20"/>
-        </w:rPr>
-        <w:t>Plantation&amp;apos</w:t>
-      </w:r>
-      <w:proofErr w:type="spellEnd"/>
-      <w:r>
-        <w:rPr>
-          <w:rFonts w:ascii="Arial" w:hAnsi="Arial" w:cs="Arial"/>
-          <w:sz w:val="20"/>
-          <w:szCs w:val="20"/>
-        </w:rPr>
-        <w:t>’;</w:t>
+      <w:r>
+        <w:rPr>
+          <w:rFonts w:ascii="Arial" w:hAnsi="Arial" w:cs="Arial"/>
+          <w:sz w:val="20"/>
+          <w:szCs w:val="20"/>
+        </w:rPr>
+        <w:t>Parsard, K.C. (2023) ‘Siphon, or What Was the Plot? Revisiting Sylvia Wynter's ''Novel and History, Plot and Plantation&amp;apos’;</w:t>
       </w:r>
       <w:r>
         <w:rPr>
@@ -20431,16 +20017,8 @@
         <w:rPr>
           <w:rFonts w:ascii="Arial" w:hAnsi="Arial" w:cs="Arial"/>
         </w:rPr>
-        <w:t xml:space="preserve">Phillips, A. (2024). Interviewed by Crystal S. </w:t>
-      </w:r>
-      <w:proofErr w:type="spellStart"/>
-      <w:r>
-        <w:rPr>
-          <w:rFonts w:ascii="Arial" w:hAnsi="Arial" w:cs="Arial"/>
-        </w:rPr>
-        <w:t>Rudds</w:t>
-      </w:r>
-      <w:proofErr w:type="spellEnd"/>
+        <w:t>Phillips, A. (2024). Interviewed by Crystal S. Rudds</w:t>
+      </w:r>
       <w:r>
         <w:rPr>
           <w:rFonts w:ascii="Arial" w:hAnsi="Arial" w:cs="Arial"/>
@@ -20688,25 +20266,7 @@
           <w:sz w:val="20"/>
           <w:szCs w:val="20"/>
         </w:rPr>
-        <w:t xml:space="preserve">. </w:t>
-      </w:r>
-      <w:proofErr w:type="gramStart"/>
-      <w:r>
-        <w:rPr>
-          <w:rFonts w:ascii="Arial" w:hAnsi="Arial" w:cs="Arial"/>
-          <w:sz w:val="20"/>
-          <w:szCs w:val="20"/>
-        </w:rPr>
-        <w:t>London ;</w:t>
-      </w:r>
-      <w:proofErr w:type="gramEnd"/>
-      <w:r>
-        <w:rPr>
-          <w:rFonts w:ascii="Arial" w:hAnsi="Arial" w:cs="Arial"/>
-          <w:sz w:val="20"/>
-          <w:szCs w:val="20"/>
-        </w:rPr>
-        <w:t xml:space="preserve"> New York: Routledge.</w:t>
+        <w:t>. London ; New York: Routledge.</w:t>
       </w:r>
     </w:p>
     <w:p>
@@ -20728,19 +20288,11 @@
           <w:rFonts w:ascii="Arial" w:hAnsi="Arial" w:cs="Arial"/>
         </w:rPr>
       </w:pPr>
-      <w:proofErr w:type="spellStart"/>
-      <w:r>
-        <w:rPr>
-          <w:rFonts w:ascii="Arial" w:hAnsi="Arial" w:cs="Arial"/>
-        </w:rPr>
-        <w:t>Rambsy</w:t>
-      </w:r>
-      <w:proofErr w:type="spellEnd"/>
-      <w:r>
-        <w:rPr>
-          <w:rFonts w:ascii="Arial" w:hAnsi="Arial" w:cs="Arial"/>
-        </w:rPr>
-        <w:t>, K. (2022). </w:t>
+      <w:r>
+        <w:rPr>
+          <w:rFonts w:ascii="Arial" w:hAnsi="Arial" w:cs="Arial"/>
+        </w:rPr>
+        <w:t>Rambsy, K. (2022). </w:t>
       </w:r>
       <w:r>
         <w:rPr>
@@ -20818,23 +20370,13 @@
           <w:szCs w:val="20"/>
         </w:rPr>
       </w:pPr>
-      <w:proofErr w:type="spellStart"/>
       <w:r>
         <w:rPr>
           <w:rFonts w:ascii="Arial" w:eastAsia="Times New Roman" w:hAnsi="Arial" w:cs="Arial"/>
           <w:sz w:val="20"/>
           <w:szCs w:val="20"/>
         </w:rPr>
-        <w:t>Rudds</w:t>
-      </w:r>
-      <w:proofErr w:type="spellEnd"/>
-      <w:r>
-        <w:rPr>
-          <w:rFonts w:ascii="Arial" w:eastAsia="Times New Roman" w:hAnsi="Arial" w:cs="Arial"/>
-          <w:sz w:val="20"/>
-          <w:szCs w:val="20"/>
-        </w:rPr>
-        <w:t xml:space="preserve">, C. (2011) ‘Displaced Bodies and Governmentality: Lessons from the CHA Website.’ </w:t>
+        <w:t xml:space="preserve">Rudds, C. (2011) ‘Displaced Bodies and Governmentality: Lessons from the CHA Website.’ </w:t>
       </w:r>
       <w:r>
         <w:rPr>
@@ -20956,35 +20498,7 @@
         <w:rPr>
           <w:rFonts w:ascii="Arial" w:hAnsi="Arial" w:cs="Arial"/>
         </w:rPr>
-        <w:t>Scott, D. (2022). ‘</w:t>
-      </w:r>
-      <w:proofErr w:type="spellStart"/>
-      <w:r>
-        <w:rPr>
-          <w:rFonts w:ascii="Arial" w:hAnsi="Arial" w:cs="Arial"/>
-        </w:rPr>
-        <w:t>Normalised</w:t>
-      </w:r>
-      <w:proofErr w:type="spellEnd"/>
-      <w:r>
-        <w:rPr>
-          <w:rFonts w:ascii="Arial" w:hAnsi="Arial" w:cs="Arial"/>
-        </w:rPr>
-        <w:t xml:space="preserve"> Alterity: </w:t>
-      </w:r>
-      <w:proofErr w:type="spellStart"/>
-      <w:r>
-        <w:rPr>
-          <w:rFonts w:ascii="Arial" w:hAnsi="Arial" w:cs="Arial"/>
-        </w:rPr>
-        <w:t>Visualising</w:t>
-      </w:r>
-      <w:proofErr w:type="spellEnd"/>
-      <w:r>
-        <w:rPr>
-          <w:rFonts w:ascii="Arial" w:hAnsi="Arial" w:cs="Arial"/>
-        </w:rPr>
-        <w:t xml:space="preserve"> Black Spatial Humanities’, in </w:t>
+        <w:t>Scott, D. (2022). ‘Normalised Alterity: Visualising Black Spatial Humanities’, in </w:t>
       </w:r>
       <w:r>
         <w:rPr>
@@ -20998,21 +20512,7 @@
         <w:rPr>
           <w:rFonts w:ascii="Arial" w:hAnsi="Arial" w:cs="Arial"/>
         </w:rPr>
-        <w:t xml:space="preserve">. 1st </w:t>
-      </w:r>
-      <w:proofErr w:type="spellStart"/>
-      <w:r>
-        <w:rPr>
-          <w:rFonts w:ascii="Arial" w:hAnsi="Arial" w:cs="Arial"/>
-        </w:rPr>
-        <w:t>edn</w:t>
-      </w:r>
-      <w:proofErr w:type="spellEnd"/>
-      <w:r>
-        <w:rPr>
-          <w:rFonts w:ascii="Arial" w:hAnsi="Arial" w:cs="Arial"/>
-        </w:rPr>
-        <w:t>. Routledge.</w:t>
+        <w:t>. 1st edn. Routledge.</w:t>
       </w:r>
     </w:p>
     <w:p>
@@ -21136,25 +20636,7 @@
           <w:sz w:val="20"/>
           <w:szCs w:val="20"/>
         </w:rPr>
-        <w:t xml:space="preserve">ealth: </w:t>
-      </w:r>
-      <w:proofErr w:type="gramStart"/>
-      <w:r>
-        <w:rPr>
-          <w:rFonts w:ascii="Arial" w:hAnsi="Arial" w:cs="Arial"/>
-          <w:sz w:val="20"/>
-          <w:szCs w:val="20"/>
-        </w:rPr>
-        <w:t>the</w:t>
-      </w:r>
-      <w:proofErr w:type="gramEnd"/>
-      <w:r>
-        <w:rPr>
-          <w:rFonts w:ascii="Arial" w:hAnsi="Arial" w:cs="Arial"/>
-          <w:sz w:val="20"/>
-          <w:szCs w:val="20"/>
-        </w:rPr>
-        <w:t xml:space="preserve"> </w:t>
+        <w:t xml:space="preserve">ealth: the </w:t>
       </w:r>
       <w:r>
         <w:rPr>
@@ -21374,21 +20856,7 @@
         <w:rPr>
           <w:rFonts w:ascii="Arial" w:hAnsi="Arial" w:cs="Arial"/>
         </w:rPr>
-        <w:t>Shannon, J., Hankins, K.B., Shelton, T., Bosse, A.J., Scott, D., Block, D., Fischer, H., Eaves, L.E., Jung, J.-K., Robinson, J., Solís, P., Pearsall, H., Rees, A. and Nicolas, A. (2021</w:t>
-      </w:r>
-      <w:proofErr w:type="gramStart"/>
-      <w:r>
-        <w:rPr>
-          <w:rFonts w:ascii="Arial" w:hAnsi="Arial" w:cs="Arial"/>
-        </w:rPr>
-        <w:t>).‘</w:t>
-      </w:r>
-      <w:proofErr w:type="gramEnd"/>
-      <w:r>
-        <w:rPr>
-          <w:rFonts w:ascii="Arial" w:hAnsi="Arial" w:cs="Arial"/>
-        </w:rPr>
-        <w:t xml:space="preserve">Community </w:t>
+        <w:t xml:space="preserve">Shannon, J., Hankins, K.B., Shelton, T., Bosse, A.J., Scott, D., Block, D., Fischer, H., Eaves, L.E., Jung, J.-K., Robinson, J., Solís, P., Pearsall, H., Rees, A. and Nicolas, A. (2021).‘Community </w:t>
       </w:r>
       <w:r>
         <w:rPr>
@@ -21774,25 +21242,7 @@
           <w:sz w:val="20"/>
           <w:szCs w:val="20"/>
         </w:rPr>
-        <w:t xml:space="preserve">, 111(7), pp. 2185–2199. </w:t>
-      </w:r>
-      <w:proofErr w:type="spellStart"/>
-      <w:r>
-        <w:rPr>
-          <w:rFonts w:ascii="Arial" w:hAnsi="Arial" w:cs="Arial"/>
-          <w:sz w:val="20"/>
-          <w:szCs w:val="20"/>
-        </w:rPr>
-        <w:t>doi</w:t>
-      </w:r>
-      <w:proofErr w:type="spellEnd"/>
-      <w:r>
-        <w:rPr>
-          <w:rFonts w:ascii="Arial" w:hAnsi="Arial" w:cs="Arial"/>
-          <w:sz w:val="20"/>
-          <w:szCs w:val="20"/>
-        </w:rPr>
-        <w:t>: 10.1080/24694452.2021.1894087.</w:t>
+        <w:t>, 111(7), pp. 2185–2199. doi: 10.1080/24694452.2021.1894087.</w:t>
       </w:r>
     </w:p>
     <w:p>
@@ -21922,7 +21372,6 @@
         </w:rPr>
         <w:t xml:space="preserve">lantation’, </w:t>
       </w:r>
-      <w:proofErr w:type="spellStart"/>
       <w:r>
         <w:rPr>
           <w:rStyle w:val="Emphasis"/>
@@ -21932,7 +21381,6 @@
         </w:rPr>
         <w:t>Savacou</w:t>
       </w:r>
-      <w:proofErr w:type="spellEnd"/>
       <w:r>
         <w:rPr>
           <w:rFonts w:ascii="Arial" w:hAnsi="Arial" w:cs="Arial"/>
